--- a/Adf pipeline.docx
+++ b/Adf pipeline.docx
@@ -116,7 +116,7 @@
                     <pic:cNvPicPr/>
                   </pic:nvPicPr>
                   <pic:blipFill>
-                    <a:blip r:embed="rId4"/>
+                    <a:blip r:embed="rId5"/>
                     <a:stretch>
                       <a:fillRect/>
                     </a:stretch>
@@ -169,7 +169,7 @@
                     <pic:cNvPicPr/>
                   </pic:nvPicPr>
                   <pic:blipFill>
-                    <a:blip r:embed="rId5"/>
+                    <a:blip r:embed="rId6"/>
                     <a:stretch>
                       <a:fillRect/>
                     </a:stretch>
@@ -235,7 +235,7 @@
                     <pic:cNvPicPr/>
                   </pic:nvPicPr>
                   <pic:blipFill>
-                    <a:blip r:embed="rId6"/>
+                    <a:blip r:embed="rId7"/>
                     <a:stretch>
                       <a:fillRect/>
                     </a:stretch>
@@ -274,7 +274,7 @@
                     <pic:cNvPicPr/>
                   </pic:nvPicPr>
                   <pic:blipFill>
-                    <a:blip r:embed="rId7"/>
+                    <a:blip r:embed="rId8"/>
                     <a:stretch>
                       <a:fillRect/>
                     </a:stretch>
@@ -406,7 +406,7 @@
                     <pic:cNvPicPr/>
                   </pic:nvPicPr>
                   <pic:blipFill>
-                    <a:blip r:embed="rId8"/>
+                    <a:blip r:embed="rId9"/>
                     <a:stretch>
                       <a:fillRect/>
                     </a:stretch>
@@ -445,7 +445,7 @@
                     <pic:cNvPicPr/>
                   </pic:nvPicPr>
                   <pic:blipFill>
-                    <a:blip r:embed="rId9"/>
+                    <a:blip r:embed="rId10"/>
                     <a:stretch>
                       <a:fillRect/>
                     </a:stretch>
@@ -484,7 +484,7 @@
                     <pic:cNvPicPr/>
                   </pic:nvPicPr>
                   <pic:blipFill>
-                    <a:blip r:embed="rId10"/>
+                    <a:blip r:embed="rId11"/>
                     <a:stretch>
                       <a:fillRect/>
                     </a:stretch>
@@ -596,7 +596,7 @@
                     <pic:cNvPicPr/>
                   </pic:nvPicPr>
                   <pic:blipFill>
-                    <a:blip r:embed="rId11"/>
+                    <a:blip r:embed="rId12"/>
                     <a:stretch>
                       <a:fillRect/>
                     </a:stretch>
@@ -650,7 +650,7 @@
                     <pic:cNvPicPr/>
                   </pic:nvPicPr>
                   <pic:blipFill>
-                    <a:blip r:embed="rId12"/>
+                    <a:blip r:embed="rId13"/>
                     <a:stretch>
                       <a:fillRect/>
                     </a:stretch>
@@ -768,7 +768,7 @@
                     <pic:cNvPicPr/>
                   </pic:nvPicPr>
                   <pic:blipFill>
-                    <a:blip r:embed="rId13"/>
+                    <a:blip r:embed="rId14"/>
                     <a:stretch>
                       <a:fillRect/>
                     </a:stretch>
@@ -805,7 +805,7 @@
                     <pic:cNvPicPr/>
                   </pic:nvPicPr>
                   <pic:blipFill>
-                    <a:blip r:embed="rId14"/>
+                    <a:blip r:embed="rId15"/>
                     <a:stretch>
                       <a:fillRect/>
                     </a:stretch>
@@ -886,7 +886,7 @@
                     <pic:cNvPicPr/>
                   </pic:nvPicPr>
                   <pic:blipFill>
-                    <a:blip r:embed="rId15"/>
+                    <a:blip r:embed="rId16"/>
                     <a:stretch>
                       <a:fillRect/>
                     </a:stretch>
@@ -937,7 +937,7 @@
                     <pic:cNvPicPr/>
                   </pic:nvPicPr>
                   <pic:blipFill>
-                    <a:blip r:embed="rId16"/>
+                    <a:blip r:embed="rId17"/>
                     <a:stretch>
                       <a:fillRect/>
                     </a:stretch>
@@ -1017,7 +1017,7 @@
                     <pic:cNvPicPr/>
                   </pic:nvPicPr>
                   <pic:blipFill>
-                    <a:blip r:embed="rId17"/>
+                    <a:blip r:embed="rId18"/>
                     <a:stretch>
                       <a:fillRect/>
                     </a:stretch>
@@ -1141,7 +1141,7 @@
                     <pic:cNvPicPr/>
                   </pic:nvPicPr>
                   <pic:blipFill>
-                    <a:blip r:embed="rId18"/>
+                    <a:blip r:embed="rId19"/>
                     <a:stretch>
                       <a:fillRect/>
                     </a:stretch>
@@ -1162,6 +1162,2351 @@
         </w:drawing>
       </w:r>
     </w:p>
+    <w:p/>
+    <w:p>
+      <w:r>
+        <w:t>Ai notes:</w:t>
+      </w:r>
+    </w:p>
+    <w:p>
+      <w:pPr>
+        <w:rPr>
+          <w:b/>
+          <w:bCs/>
+        </w:rPr>
+      </w:pPr>
+      <w:r>
+        <w:rPr>
+          <w:b/>
+          <w:bCs/>
+        </w:rPr>
+        <w:t>Business Use Case</w:t>
+      </w:r>
+    </w:p>
+    <w:p>
+      <w:r>
+        <w:t xml:space="preserve">This is a </w:t>
+      </w:r>
+      <w:r>
+        <w:rPr>
+          <w:b/>
+          <w:bCs/>
+        </w:rPr>
+        <w:t>metadata-driven incremental ingestion pipeline</w:t>
+      </w:r>
+      <w:r>
+        <w:t>.</w:t>
+      </w:r>
+    </w:p>
+    <w:p>
+      <w:pPr>
+        <w:rPr>
+          <w:b/>
+          <w:bCs/>
+        </w:rPr>
+      </w:pPr>
+      <w:r>
+        <w:rPr>
+          <w:b/>
+          <w:bCs/>
+        </w:rPr>
+        <w:t>Source</w:t>
+      </w:r>
+    </w:p>
+    <w:p>
+      <w:pPr>
+        <w:numPr>
+          <w:ilvl w:val="0"/>
+          <w:numId w:val="1"/>
+        </w:numPr>
+      </w:pPr>
+      <w:r>
+        <w:t xml:space="preserve">Azure SQL Database tables: </w:t>
+      </w:r>
+    </w:p>
+    <w:p>
+      <w:pPr>
+        <w:numPr>
+          <w:ilvl w:val="1"/>
+          <w:numId w:val="1"/>
+        </w:numPr>
+      </w:pPr>
+      <w:proofErr w:type="spellStart"/>
+      <w:r>
+        <w:t>DimUser</w:t>
+      </w:r>
+      <w:proofErr w:type="spellEnd"/>
+    </w:p>
+    <w:p>
+      <w:pPr>
+        <w:numPr>
+          <w:ilvl w:val="1"/>
+          <w:numId w:val="1"/>
+        </w:numPr>
+      </w:pPr>
+      <w:proofErr w:type="spellStart"/>
+      <w:r>
+        <w:t>DimTrack</w:t>
+      </w:r>
+      <w:proofErr w:type="spellEnd"/>
+    </w:p>
+    <w:p>
+      <w:pPr>
+        <w:numPr>
+          <w:ilvl w:val="1"/>
+          <w:numId w:val="1"/>
+        </w:numPr>
+      </w:pPr>
+      <w:proofErr w:type="spellStart"/>
+      <w:r>
+        <w:t>DimDate</w:t>
+      </w:r>
+      <w:proofErr w:type="spellEnd"/>
+    </w:p>
+    <w:p>
+      <w:pPr>
+        <w:numPr>
+          <w:ilvl w:val="1"/>
+          <w:numId w:val="1"/>
+        </w:numPr>
+      </w:pPr>
+      <w:proofErr w:type="spellStart"/>
+      <w:r>
+        <w:t>DimArtist</w:t>
+      </w:r>
+      <w:proofErr w:type="spellEnd"/>
+    </w:p>
+    <w:p>
+      <w:pPr>
+        <w:numPr>
+          <w:ilvl w:val="1"/>
+          <w:numId w:val="1"/>
+        </w:numPr>
+      </w:pPr>
+      <w:proofErr w:type="spellStart"/>
+      <w:r>
+        <w:t>FactStream</w:t>
+      </w:r>
+      <w:proofErr w:type="spellEnd"/>
+    </w:p>
+    <w:p>
+      <w:pPr>
+        <w:rPr>
+          <w:b/>
+          <w:bCs/>
+        </w:rPr>
+      </w:pPr>
+      <w:r>
+        <w:rPr>
+          <w:b/>
+          <w:bCs/>
+        </w:rPr>
+        <w:t>Target</w:t>
+      </w:r>
+    </w:p>
+    <w:p>
+      <w:pPr>
+        <w:numPr>
+          <w:ilvl w:val="0"/>
+          <w:numId w:val="2"/>
+        </w:numPr>
+      </w:pPr>
+      <w:r>
+        <w:t>Data Lake (raw/incremental files)</w:t>
+      </w:r>
+    </w:p>
+    <w:p>
+      <w:pPr>
+        <w:rPr>
+          <w:b/>
+          <w:bCs/>
+        </w:rPr>
+      </w:pPr>
+      <w:r>
+        <w:rPr>
+          <w:b/>
+          <w:bCs/>
+        </w:rPr>
+        <w:t>Goal</w:t>
+      </w:r>
+    </w:p>
+    <w:p>
+      <w:r>
+        <w:t>Instead of loading all records every time, load only:</w:t>
+      </w:r>
+    </w:p>
+    <w:p>
+      <w:pPr>
+        <w:numPr>
+          <w:ilvl w:val="0"/>
+          <w:numId w:val="3"/>
+        </w:numPr>
+      </w:pPr>
+      <w:r>
+        <w:t>New records</w:t>
+      </w:r>
+    </w:p>
+    <w:p>
+      <w:pPr>
+        <w:numPr>
+          <w:ilvl w:val="0"/>
+          <w:numId w:val="3"/>
+        </w:numPr>
+      </w:pPr>
+      <w:r>
+        <w:t>Updated records</w:t>
+      </w:r>
+    </w:p>
+    <w:p>
+      <w:r>
+        <w:t xml:space="preserve">using a </w:t>
+      </w:r>
+      <w:r>
+        <w:rPr>
+          <w:b/>
+          <w:bCs/>
+        </w:rPr>
+        <w:t>CDC/Watermark column</w:t>
+      </w:r>
+      <w:r>
+        <w:t xml:space="preserve"> such as:</w:t>
+      </w:r>
+    </w:p>
+    <w:p>
+      <w:pPr>
+        <w:numPr>
+          <w:ilvl w:val="0"/>
+          <w:numId w:val="4"/>
+        </w:numPr>
+      </w:pPr>
+      <w:proofErr w:type="spellStart"/>
+      <w:r>
+        <w:t>updated_at</w:t>
+      </w:r>
+      <w:proofErr w:type="spellEnd"/>
+    </w:p>
+    <w:p>
+      <w:pPr>
+        <w:numPr>
+          <w:ilvl w:val="0"/>
+          <w:numId w:val="4"/>
+        </w:numPr>
+      </w:pPr>
+      <w:r>
+        <w:lastRenderedPageBreak/>
+        <w:t>date</w:t>
+      </w:r>
+    </w:p>
+    <w:p>
+      <w:pPr>
+        <w:numPr>
+          <w:ilvl w:val="0"/>
+          <w:numId w:val="4"/>
+        </w:numPr>
+      </w:pPr>
+      <w:proofErr w:type="spellStart"/>
+      <w:r>
+        <w:t>stream_timestamp</w:t>
+      </w:r>
+      <w:proofErr w:type="spellEnd"/>
+    </w:p>
+    <w:p>
+      <w:r>
+        <w:t>This reduces:</w:t>
+      </w:r>
+    </w:p>
+    <w:p>
+      <w:pPr>
+        <w:numPr>
+          <w:ilvl w:val="0"/>
+          <w:numId w:val="5"/>
+        </w:numPr>
+      </w:pPr>
+      <w:r>
+        <w:t>Load time</w:t>
+      </w:r>
+    </w:p>
+    <w:p>
+      <w:pPr>
+        <w:numPr>
+          <w:ilvl w:val="0"/>
+          <w:numId w:val="5"/>
+        </w:numPr>
+      </w:pPr>
+      <w:r>
+        <w:t>Database impact</w:t>
+      </w:r>
+    </w:p>
+    <w:p>
+      <w:pPr>
+        <w:numPr>
+          <w:ilvl w:val="0"/>
+          <w:numId w:val="5"/>
+        </w:numPr>
+      </w:pPr>
+      <w:r>
+        <w:t>Storage consumption</w:t>
+      </w:r>
+    </w:p>
+    <w:p>
+      <w:r>
+        <w:pict w14:anchorId="3AD36AE9">
+          <v:rect id="_x0000_i1091" style="width:0;height:1.5pt" o:hralign="center" o:hrstd="t" o:hr="t" fillcolor="#a0a0a0" stroked="f"/>
+        </w:pict>
+      </w:r>
+    </w:p>
+    <w:p>
+      <w:pPr>
+        <w:rPr>
+          <w:b/>
+          <w:bCs/>
+        </w:rPr>
+      </w:pPr>
+      <w:r>
+        <w:rPr>
+          <w:b/>
+          <w:bCs/>
+        </w:rPr>
+        <w:t>Pipeline Flow</w:t>
+      </w:r>
+    </w:p>
+    <w:p>
+      <w:pPr>
+        <w:rPr>
+          <w:b/>
+          <w:bCs/>
+        </w:rPr>
+      </w:pPr>
+      <w:r>
+        <w:rPr>
+          <w:b/>
+          <w:bCs/>
+        </w:rPr>
+        <w:t>Step 1: Parameterized Metadata</w:t>
+      </w:r>
+    </w:p>
+    <w:p>
+      <w:r>
+        <w:t xml:space="preserve">You created </w:t>
+      </w:r>
+      <w:proofErr w:type="gramStart"/>
+      <w:r>
+        <w:t>parameter</w:t>
+      </w:r>
+      <w:proofErr w:type="gramEnd"/>
+      <w:r>
+        <w:t>:</w:t>
+      </w:r>
+    </w:p>
+    <w:p>
+      <w:r>
+        <w:t>JSON</w:t>
+      </w:r>
+    </w:p>
+    <w:p>
+      <w:r>
+        <w:t>[</w:t>
+      </w:r>
+    </w:p>
+    <w:p>
+      <w:r>
+        <w:t>{"schema":"dbo","table":"DimUser","cdc_col":"updated_at","from_date":</w:t>
+      </w:r>
+      <w:proofErr w:type="gramStart"/>
+      <w:r>
+        <w:t>""}</w:t>
+      </w:r>
+      <w:proofErr w:type="gramEnd"/>
+      <w:r>
+        <w:t>,</w:t>
+      </w:r>
+    </w:p>
+    <w:p>
+      <w:r>
+        <w:t>{"schema":"dbo","table":"DimTrack","cdc_col":"updated_at","from_date":</w:t>
+      </w:r>
+      <w:proofErr w:type="gramStart"/>
+      <w:r>
+        <w:t>""}</w:t>
+      </w:r>
+      <w:proofErr w:type="gramEnd"/>
+      <w:r>
+        <w:t>,</w:t>
+      </w:r>
+    </w:p>
+    <w:p>
+      <w:r>
+        <w:t>{"schema":"dbo","table":"DimDate","cdc_col":"date","from_date":</w:t>
+      </w:r>
+      <w:proofErr w:type="gramStart"/>
+      <w:r>
+        <w:t>""}</w:t>
+      </w:r>
+      <w:proofErr w:type="gramEnd"/>
+      <w:r>
+        <w:t>,</w:t>
+      </w:r>
+    </w:p>
+    <w:p>
+      <w:r>
+        <w:t>{"schema":"dbo","table":"DimArtist","cdc_col":"updated_at","from_date":</w:t>
+      </w:r>
+      <w:proofErr w:type="gramStart"/>
+      <w:r>
+        <w:t>""}</w:t>
+      </w:r>
+      <w:proofErr w:type="gramEnd"/>
+      <w:r>
+        <w:t>,</w:t>
+      </w:r>
+    </w:p>
+    <w:p>
+      <w:r>
+        <w:t>{"schema":"dbo","table":"FactStream","cdc_col":"stream_timestamp","from_date":</w:t>
+      </w:r>
+      <w:proofErr w:type="gramStart"/>
+      <w:r>
+        <w:t>""}</w:t>
+      </w:r>
+      <w:proofErr w:type="gramEnd"/>
+    </w:p>
+    <w:p>
+      <w:r>
+        <w:t>]</w:t>
+      </w:r>
+    </w:p>
+    <w:p>
+      <w:r>
+        <w:t>Purpose:</w:t>
+      </w:r>
+    </w:p>
+    <w:p>
+      <w:r>
+        <w:t xml:space="preserve">Instead of creating 5 pipelines, one pipeline processes all tables dynamically. </w:t>
+      </w:r>
+      <w:hyperlink r:id="rId20" w:history="1">
+        <w:r>
+          <w:rPr>
+            <w:rStyle w:val="Hyperlink"/>
+          </w:rPr>
+          <w:t>[</w:t>
+        </w:r>
+        <w:proofErr w:type="spellStart"/>
+        <w:r>
+          <w:rPr>
+            <w:rStyle w:val="Hyperlink"/>
+          </w:rPr>
+          <w:t>Adf</w:t>
+        </w:r>
+        <w:proofErr w:type="spellEnd"/>
+        <w:r>
+          <w:rPr>
+            <w:rStyle w:val="Hyperlink"/>
+          </w:rPr>
+          <w:t xml:space="preserve"> pipeline | Word]</w:t>
+        </w:r>
+      </w:hyperlink>
+    </w:p>
+    <w:p>
+      <w:r>
+        <w:pict w14:anchorId="5BB94788">
+          <v:rect id="_x0000_i1092" style="width:0;height:1.5pt" o:hralign="center" o:hrstd="t" o:hr="t" fillcolor="#a0a0a0" stroked="f"/>
+        </w:pict>
+      </w:r>
+    </w:p>
+    <w:p>
+      <w:pPr>
+        <w:rPr>
+          <w:b/>
+          <w:bCs/>
+        </w:rPr>
+      </w:pPr>
+      <w:r>
+        <w:rPr>
+          <w:b/>
+          <w:bCs/>
+        </w:rPr>
+        <w:t xml:space="preserve">Step 2: </w:t>
+      </w:r>
+      <w:proofErr w:type="spellStart"/>
+      <w:r>
+        <w:rPr>
+          <w:b/>
+          <w:bCs/>
+        </w:rPr>
+        <w:t>ForEach</w:t>
+      </w:r>
+      <w:proofErr w:type="spellEnd"/>
+      <w:r>
+        <w:rPr>
+          <w:b/>
+          <w:bCs/>
+        </w:rPr>
+        <w:t xml:space="preserve"> Loop</w:t>
+      </w:r>
+    </w:p>
+    <w:p>
+      <w:r>
+        <w:t>Plain Text</w:t>
+      </w:r>
+    </w:p>
+    <w:p>
+      <w:proofErr w:type="spellStart"/>
+      <w:r>
+        <w:t>adf</w:t>
+      </w:r>
+      <w:proofErr w:type="spellEnd"/>
+      <w:r>
+        <w:t xml:space="preserve"> isn’t fully supported. Syntax highlighting is based on Plain Text.</w:t>
+      </w:r>
+    </w:p>
+    <w:p>
+      <w:r>
+        <w:t>@</w:t>
+      </w:r>
+      <w:proofErr w:type="gramStart"/>
+      <w:r>
+        <w:t>pipeline().parameters</w:t>
+      </w:r>
+      <w:proofErr w:type="gramEnd"/>
+      <w:r>
+        <w:t>.loop_input</w:t>
+      </w:r>
+    </w:p>
+    <w:p>
+      <w:proofErr w:type="spellStart"/>
+      <w:r>
+        <w:lastRenderedPageBreak/>
+        <w:t>ForEach</w:t>
+      </w:r>
+      <w:proofErr w:type="spellEnd"/>
+      <w:r>
+        <w:t xml:space="preserve"> iterates through every table configuration. </w:t>
+      </w:r>
+      <w:hyperlink r:id="rId21" w:history="1">
+        <w:r>
+          <w:rPr>
+            <w:rStyle w:val="Hyperlink"/>
+          </w:rPr>
+          <w:t>[</w:t>
+        </w:r>
+        <w:proofErr w:type="spellStart"/>
+        <w:r>
+          <w:rPr>
+            <w:rStyle w:val="Hyperlink"/>
+          </w:rPr>
+          <w:t>Adf</w:t>
+        </w:r>
+        <w:proofErr w:type="spellEnd"/>
+        <w:r>
+          <w:rPr>
+            <w:rStyle w:val="Hyperlink"/>
+          </w:rPr>
+          <w:t xml:space="preserve"> pipeline | Word]</w:t>
+        </w:r>
+      </w:hyperlink>
+    </w:p>
+    <w:p>
+      <w:r>
+        <w:t>Example:</w:t>
+      </w:r>
+    </w:p>
+    <w:p>
+      <w:r>
+        <w:t>Iteration 1:</w:t>
+      </w:r>
+    </w:p>
+    <w:p>
+      <w:r>
+        <w:t>JSON</w:t>
+      </w:r>
+    </w:p>
+    <w:p>
+      <w:r>
+        <w:t>{</w:t>
+      </w:r>
+    </w:p>
+    <w:p>
+      <w:r>
+        <w:t>"schema":"</w:t>
+      </w:r>
+      <w:proofErr w:type="spellStart"/>
+      <w:r>
+        <w:t>dbo</w:t>
+      </w:r>
+      <w:proofErr w:type="spellEnd"/>
+      <w:r>
+        <w:t>",</w:t>
+      </w:r>
+    </w:p>
+    <w:p>
+      <w:r>
+        <w:t>"table":"</w:t>
+      </w:r>
+      <w:proofErr w:type="spellStart"/>
+      <w:r>
+        <w:t>DimUser</w:t>
+      </w:r>
+      <w:proofErr w:type="spellEnd"/>
+      <w:r>
+        <w:t>",</w:t>
+      </w:r>
+    </w:p>
+    <w:p>
+      <w:r>
+        <w:t>"</w:t>
+      </w:r>
+      <w:proofErr w:type="gramStart"/>
+      <w:r>
+        <w:t>cdc</w:t>
+      </w:r>
+      <w:proofErr w:type="gramEnd"/>
+      <w:r>
+        <w:t>_col":"</w:t>
+      </w:r>
+      <w:proofErr w:type="spellStart"/>
+      <w:r>
+        <w:t>updated_at</w:t>
+      </w:r>
+      <w:proofErr w:type="spellEnd"/>
+      <w:r>
+        <w:t>"</w:t>
+      </w:r>
+    </w:p>
+    <w:p>
+      <w:r>
+        <w:t>}</w:t>
+      </w:r>
+    </w:p>
+    <w:p>
+      <w:r>
+        <w:t>Iteration 2:</w:t>
+      </w:r>
+    </w:p>
+    <w:p>
+      <w:r>
+        <w:t>JSON</w:t>
+      </w:r>
+    </w:p>
+    <w:p>
+      <w:r>
+        <w:t>{</w:t>
+      </w:r>
+    </w:p>
+    <w:p>
+      <w:r>
+        <w:t>"schema":"</w:t>
+      </w:r>
+      <w:proofErr w:type="spellStart"/>
+      <w:r>
+        <w:t>dbo</w:t>
+      </w:r>
+      <w:proofErr w:type="spellEnd"/>
+      <w:r>
+        <w:t>",</w:t>
+      </w:r>
+    </w:p>
+    <w:p>
+      <w:r>
+        <w:t>"table":"</w:t>
+      </w:r>
+      <w:proofErr w:type="spellStart"/>
+      <w:r>
+        <w:t>DimTrack</w:t>
+      </w:r>
+      <w:proofErr w:type="spellEnd"/>
+      <w:r>
+        <w:t>",</w:t>
+      </w:r>
+    </w:p>
+    <w:p>
+      <w:r>
+        <w:t>"</w:t>
+      </w:r>
+      <w:proofErr w:type="gramStart"/>
+      <w:r>
+        <w:t>cdc</w:t>
+      </w:r>
+      <w:proofErr w:type="gramEnd"/>
+      <w:r>
+        <w:t>_col":"</w:t>
+      </w:r>
+      <w:proofErr w:type="spellStart"/>
+      <w:r>
+        <w:t>updated_at</w:t>
+      </w:r>
+      <w:proofErr w:type="spellEnd"/>
+      <w:r>
+        <w:t>"</w:t>
+      </w:r>
+    </w:p>
+    <w:p>
+      <w:r>
+        <w:t>}</w:t>
+      </w:r>
+    </w:p>
+    <w:p>
+      <w:r>
+        <w:t xml:space="preserve">and so on. </w:t>
+      </w:r>
+      <w:hyperlink r:id="rId22" w:history="1">
+        <w:r>
+          <w:rPr>
+            <w:rStyle w:val="Hyperlink"/>
+          </w:rPr>
+          <w:t>[</w:t>
+        </w:r>
+        <w:proofErr w:type="spellStart"/>
+        <w:r>
+          <w:rPr>
+            <w:rStyle w:val="Hyperlink"/>
+          </w:rPr>
+          <w:t>Adf</w:t>
+        </w:r>
+        <w:proofErr w:type="spellEnd"/>
+        <w:r>
+          <w:rPr>
+            <w:rStyle w:val="Hyperlink"/>
+          </w:rPr>
+          <w:t xml:space="preserve"> pipeline | Word]</w:t>
+        </w:r>
+      </w:hyperlink>
+    </w:p>
+    <w:p>
+      <w:r>
+        <w:pict w14:anchorId="6DFA12E8">
+          <v:rect id="_x0000_i1093" style="width:0;height:1.5pt" o:hralign="center" o:hrstd="t" o:hr="t" fillcolor="#a0a0a0" stroked="f"/>
+        </w:pict>
+      </w:r>
+    </w:p>
+    <w:p>
+      <w:pPr>
+        <w:rPr>
+          <w:b/>
+          <w:bCs/>
+        </w:rPr>
+      </w:pPr>
+      <w:r>
+        <w:rPr>
+          <w:b/>
+          <w:bCs/>
+        </w:rPr>
+        <w:t>Step 3: Lookup Last CDC</w:t>
+      </w:r>
+    </w:p>
+    <w:p>
+      <w:r>
+        <w:t>Activity:</w:t>
+      </w:r>
+    </w:p>
+    <w:p>
+      <w:r>
+        <w:t>Plain Text</w:t>
+      </w:r>
+    </w:p>
+    <w:p>
+      <w:proofErr w:type="spellStart"/>
+      <w:r>
+        <w:t>last_cdc</w:t>
+      </w:r>
+      <w:proofErr w:type="spellEnd"/>
+    </w:p>
+    <w:p>
+      <w:r>
+        <w:t xml:space="preserve">This reads the previously processed watermark value. </w:t>
+      </w:r>
+      <w:hyperlink r:id="rId23" w:history="1">
+        <w:r>
+          <w:rPr>
+            <w:rStyle w:val="Hyperlink"/>
+          </w:rPr>
+          <w:t>[</w:t>
+        </w:r>
+        <w:proofErr w:type="spellStart"/>
+        <w:r>
+          <w:rPr>
+            <w:rStyle w:val="Hyperlink"/>
+          </w:rPr>
+          <w:t>Adf</w:t>
+        </w:r>
+        <w:proofErr w:type="spellEnd"/>
+        <w:r>
+          <w:rPr>
+            <w:rStyle w:val="Hyperlink"/>
+          </w:rPr>
+          <w:t xml:space="preserve"> pipeline | Word]</w:t>
+        </w:r>
+      </w:hyperlink>
+    </w:p>
+    <w:p>
+      <w:r>
+        <w:t>Example:</w:t>
+      </w:r>
+    </w:p>
+    <w:tbl>
+      <w:tblPr>
+        <w:tblW w:w="0" w:type="auto"/>
+        <w:tblCellSpacing w:w="15" w:type="dxa"/>
+        <w:tblCellMar>
+          <w:top w:w="15" w:type="dxa"/>
+          <w:left w:w="15" w:type="dxa"/>
+          <w:bottom w:w="15" w:type="dxa"/>
+          <w:right w:w="15" w:type="dxa"/>
+        </w:tblCellMar>
+        <w:tblLook w:val="04A0" w:firstRow="1" w:lastRow="0" w:firstColumn="1" w:lastColumn="0" w:noHBand="0" w:noVBand="1"/>
+      </w:tblPr>
+      <w:tblGrid>
+        <w:gridCol w:w="1017"/>
+        <w:gridCol w:w="2232"/>
+      </w:tblGrid>
+      <w:tr>
+        <w:trPr>
+          <w:tblCellSpacing w:w="15" w:type="dxa"/>
+        </w:trPr>
+        <w:tc>
+          <w:tcPr>
+            <w:tcW w:w="0" w:type="auto"/>
+            <w:tcBorders>
+              <w:top w:val="single" w:sz="6" w:space="0" w:color="E6E6E6"/>
+              <w:left w:val="single" w:sz="6" w:space="0" w:color="E6E6E6"/>
+              <w:bottom w:val="single" w:sz="6" w:space="0" w:color="E6E6E6"/>
+              <w:right w:val="single" w:sz="6" w:space="0" w:color="E6E6E6"/>
+            </w:tcBorders>
+            <w:shd w:val="clear" w:color="auto" w:fill="F5F5F5"/>
+            <w:vAlign w:val="center"/>
+            <w:hideMark/>
+          </w:tcPr>
+          <w:p>
+            <w:pPr>
+              <w:rPr>
+                <w:b/>
+                <w:bCs/>
+              </w:rPr>
+            </w:pPr>
+            <w:r>
+              <w:rPr>
+                <w:b/>
+                <w:bCs/>
+              </w:rPr>
+              <w:t>Table</w:t>
+            </w:r>
+          </w:p>
+        </w:tc>
+        <w:tc>
+          <w:tcPr>
+            <w:tcW w:w="0" w:type="auto"/>
+            <w:tcBorders>
+              <w:top w:val="single" w:sz="6" w:space="0" w:color="E6E6E6"/>
+              <w:left w:val="single" w:sz="6" w:space="0" w:color="E6E6E6"/>
+              <w:bottom w:val="single" w:sz="6" w:space="0" w:color="E6E6E6"/>
+              <w:right w:val="single" w:sz="6" w:space="0" w:color="E6E6E6"/>
+            </w:tcBorders>
+            <w:shd w:val="clear" w:color="auto" w:fill="F5F5F5"/>
+            <w:vAlign w:val="center"/>
+            <w:hideMark/>
+          </w:tcPr>
+          <w:p>
+            <w:pPr>
+              <w:rPr>
+                <w:b/>
+                <w:bCs/>
+              </w:rPr>
+            </w:pPr>
+            <w:r>
+              <w:rPr>
+                <w:b/>
+                <w:bCs/>
+              </w:rPr>
+              <w:t>Last CDC</w:t>
+            </w:r>
+          </w:p>
+        </w:tc>
+      </w:tr>
+      <w:tr>
+        <w:trPr>
+          <w:tblCellSpacing w:w="15" w:type="dxa"/>
+        </w:trPr>
+        <w:tc>
+          <w:tcPr>
+            <w:tcW w:w="0" w:type="auto"/>
+            <w:tcBorders>
+              <w:top w:val="single" w:sz="6" w:space="0" w:color="E6E6E6"/>
+              <w:left w:val="single" w:sz="6" w:space="0" w:color="E6E6E6"/>
+              <w:bottom w:val="single" w:sz="6" w:space="0" w:color="E6E6E6"/>
+              <w:right w:val="single" w:sz="6" w:space="0" w:color="E6E6E6"/>
+            </w:tcBorders>
+            <w:vAlign w:val="center"/>
+            <w:hideMark/>
+          </w:tcPr>
+          <w:p>
+            <w:proofErr w:type="spellStart"/>
+            <w:r>
+              <w:lastRenderedPageBreak/>
+              <w:t>DimUser</w:t>
+            </w:r>
+            <w:proofErr w:type="spellEnd"/>
+          </w:p>
+        </w:tc>
+        <w:tc>
+          <w:tcPr>
+            <w:tcW w:w="0" w:type="auto"/>
+            <w:tcBorders>
+              <w:top w:val="single" w:sz="6" w:space="0" w:color="E6E6E6"/>
+              <w:left w:val="single" w:sz="6" w:space="0" w:color="E6E6E6"/>
+              <w:bottom w:val="single" w:sz="6" w:space="0" w:color="E6E6E6"/>
+              <w:right w:val="single" w:sz="6" w:space="0" w:color="E6E6E6"/>
+            </w:tcBorders>
+            <w:vAlign w:val="center"/>
+            <w:hideMark/>
+          </w:tcPr>
+          <w:p>
+            <w:r>
+              <w:t>2026-10-20 10:00:00</w:t>
+            </w:r>
+          </w:p>
+        </w:tc>
+      </w:tr>
+    </w:tbl>
+    <w:p>
+      <w:r>
+        <w:t>Meaning:</w:t>
+      </w:r>
+    </w:p>
+    <w:p>
+      <w:r>
+        <w:t>Plain Text</w:t>
+      </w:r>
+    </w:p>
+    <w:p>
+      <w:r>
+        <w:t>Next run should only load records after this timestamp.</w:t>
+      </w:r>
+    </w:p>
+    <w:p>
+      <w:r>
+        <w:pict w14:anchorId="2DB43AB4">
+          <v:rect id="_x0000_i1094" style="width:0;height:1.5pt" o:hralign="center" o:hrstd="t" o:hr="t" fillcolor="#a0a0a0" stroked="f"/>
+        </w:pict>
+      </w:r>
+    </w:p>
+    <w:p>
+      <w:pPr>
+        <w:rPr>
+          <w:b/>
+          <w:bCs/>
+        </w:rPr>
+      </w:pPr>
+      <w:r>
+        <w:rPr>
+          <w:b/>
+          <w:bCs/>
+        </w:rPr>
+        <w:t>Step 4: Incremental Extraction</w:t>
+      </w:r>
+    </w:p>
+    <w:p>
+      <w:r>
+        <w:t>Query:</w:t>
+      </w:r>
+    </w:p>
+    <w:p>
+      <w:r>
+        <w:t>SQL</w:t>
+      </w:r>
+    </w:p>
+    <w:p>
+      <w:r>
+        <w:t>SELECT *</w:t>
+      </w:r>
+    </w:p>
+    <w:p>
+      <w:r>
+        <w:t xml:space="preserve">FROM </w:t>
+      </w:r>
+      <w:proofErr w:type="spellStart"/>
+      <w:proofErr w:type="gramStart"/>
+      <w:r>
+        <w:t>dbo.DimUser</w:t>
+      </w:r>
+      <w:proofErr w:type="spellEnd"/>
+      <w:proofErr w:type="gramEnd"/>
+    </w:p>
+    <w:p>
+      <w:r>
+        <w:t xml:space="preserve">WHERE </w:t>
+      </w:r>
+      <w:proofErr w:type="spellStart"/>
+      <w:r>
+        <w:t>updated_at</w:t>
+      </w:r>
+      <w:proofErr w:type="spellEnd"/>
+      <w:r>
+        <w:t xml:space="preserve"> &gt;</w:t>
+      </w:r>
+    </w:p>
+    <w:p>
+      <w:r>
+        <w:t>'</w:t>
+      </w:r>
+      <w:proofErr w:type="spellStart"/>
+      <w:r>
+        <w:t>Last_CDC_Value</w:t>
+      </w:r>
+      <w:proofErr w:type="spellEnd"/>
+      <w:r>
+        <w:t>'</w:t>
+      </w:r>
+    </w:p>
+    <w:p>
+      <w:r>
+        <w:t>Dynamic version:</w:t>
+      </w:r>
+    </w:p>
+    <w:p>
+      <w:r>
+        <w:t>SQL</w:t>
+      </w:r>
+    </w:p>
+    <w:p>
+      <w:r>
+        <w:t>SELECT *</w:t>
+      </w:r>
+    </w:p>
+    <w:p>
+      <w:proofErr w:type="gramStart"/>
+      <w:r>
+        <w:t>FROM @{</w:t>
+      </w:r>
+      <w:proofErr w:type="gramEnd"/>
+      <w:r>
+        <w:t>item(</w:t>
+      </w:r>
+      <w:proofErr w:type="gramStart"/>
+      <w:r>
+        <w:t>).schema</w:t>
+      </w:r>
+      <w:proofErr w:type="gramEnd"/>
+      <w:r>
+        <w:t>}.@{item(</w:t>
+      </w:r>
+      <w:proofErr w:type="gramStart"/>
+      <w:r>
+        <w:t>).table</w:t>
+      </w:r>
+      <w:proofErr w:type="gramEnd"/>
+      <w:r>
+        <w:t>}</w:t>
+      </w:r>
+    </w:p>
+    <w:p>
+      <w:proofErr w:type="gramStart"/>
+      <w:r>
+        <w:t>WHERE @{</w:t>
+      </w:r>
+      <w:proofErr w:type="gramEnd"/>
+      <w:r>
+        <w:t>item(</w:t>
+      </w:r>
+      <w:proofErr w:type="gramStart"/>
+      <w:r>
+        <w:t>).cdc</w:t>
+      </w:r>
+      <w:proofErr w:type="gramEnd"/>
+      <w:r>
+        <w:t>_col} &gt;</w:t>
+      </w:r>
+    </w:p>
+    <w:p>
+      <w:r>
+        <w:t>'@{if(empty(item(</w:t>
+      </w:r>
+      <w:proofErr w:type="gramStart"/>
+      <w:r>
+        <w:t>).</w:t>
+      </w:r>
+      <w:proofErr w:type="spellStart"/>
+      <w:r>
+        <w:t>from</w:t>
+      </w:r>
+      <w:proofErr w:type="gramEnd"/>
+      <w:r>
+        <w:t>_date</w:t>
+      </w:r>
+      <w:proofErr w:type="spellEnd"/>
+      <w:r>
+        <w:t>),</w:t>
+      </w:r>
+    </w:p>
+    <w:p>
+      <w:r>
+        <w:t>activity('</w:t>
+      </w:r>
+      <w:proofErr w:type="spellStart"/>
+      <w:r>
+        <w:t>last_cdc</w:t>
+      </w:r>
+      <w:proofErr w:type="spellEnd"/>
+      <w:r>
+        <w:t>'</w:t>
+      </w:r>
+      <w:proofErr w:type="gramStart"/>
+      <w:r>
+        <w:t>).</w:t>
+      </w:r>
+      <w:proofErr w:type="spellStart"/>
+      <w:r>
+        <w:t>output</w:t>
+      </w:r>
+      <w:proofErr w:type="gramEnd"/>
+      <w:r>
+        <w:t>.</w:t>
+      </w:r>
+      <w:proofErr w:type="gramStart"/>
+      <w:r>
+        <w:t>value</w:t>
+      </w:r>
+      <w:proofErr w:type="spellEnd"/>
+      <w:r>
+        <w:t>[</w:t>
+      </w:r>
+      <w:proofErr w:type="gramEnd"/>
+      <w:r>
+        <w:t>0</w:t>
+      </w:r>
+      <w:proofErr w:type="gramStart"/>
+      <w:r>
+        <w:t>].</w:t>
+      </w:r>
+      <w:proofErr w:type="spellStart"/>
+      <w:r>
+        <w:t>cdc</w:t>
+      </w:r>
+      <w:proofErr w:type="spellEnd"/>
+      <w:proofErr w:type="gramEnd"/>
+      <w:r>
+        <w:t>,</w:t>
+      </w:r>
+    </w:p>
+    <w:p>
+      <w:r>
+        <w:t>item(</w:t>
+      </w:r>
+      <w:proofErr w:type="gramStart"/>
+      <w:r>
+        <w:t>).</w:t>
+      </w:r>
+      <w:proofErr w:type="spellStart"/>
+      <w:r>
+        <w:t>from</w:t>
+      </w:r>
+      <w:proofErr w:type="gramEnd"/>
+      <w:r>
+        <w:t>_</w:t>
+      </w:r>
+      <w:proofErr w:type="gramStart"/>
+      <w:r>
+        <w:t>date</w:t>
+      </w:r>
+      <w:proofErr w:type="spellEnd"/>
+      <w:r>
+        <w:t>)}</w:t>
+      </w:r>
+      <w:proofErr w:type="gramEnd"/>
+      <w:r>
+        <w:t>'</w:t>
+      </w:r>
+    </w:p>
+    <w:p>
+      <w:r>
+        <w:t>Purpose:</w:t>
+      </w:r>
+    </w:p>
+    <w:p>
+      <w:r>
+        <w:t xml:space="preserve">Load only changed records. </w:t>
+      </w:r>
+      <w:hyperlink r:id="rId24" w:history="1">
+        <w:r>
+          <w:rPr>
+            <w:rStyle w:val="Hyperlink"/>
+          </w:rPr>
+          <w:t>[</w:t>
+        </w:r>
+        <w:proofErr w:type="spellStart"/>
+        <w:r>
+          <w:rPr>
+            <w:rStyle w:val="Hyperlink"/>
+          </w:rPr>
+          <w:t>Adf</w:t>
+        </w:r>
+        <w:proofErr w:type="spellEnd"/>
+        <w:r>
+          <w:rPr>
+            <w:rStyle w:val="Hyperlink"/>
+          </w:rPr>
+          <w:t xml:space="preserve"> pipeline | Word]</w:t>
+        </w:r>
+      </w:hyperlink>
+    </w:p>
+    <w:p>
+      <w:r>
+        <w:pict w14:anchorId="763CDEEF">
+          <v:rect id="_x0000_i1095" style="width:0;height:1.5pt" o:hralign="center" o:hrstd="t" o:hr="t" fillcolor="#a0a0a0" stroked="f"/>
+        </w:pict>
+      </w:r>
+    </w:p>
+    <w:p>
+      <w:pPr>
+        <w:rPr>
+          <w:b/>
+          <w:bCs/>
+        </w:rPr>
+      </w:pPr>
+      <w:r>
+        <w:rPr>
+          <w:b/>
+          <w:bCs/>
+        </w:rPr>
+        <w:t>Step 5: Write to Data Lake</w:t>
+      </w:r>
+    </w:p>
+    <w:p>
+      <w:r>
+        <w:t>Sink file name:</w:t>
+      </w:r>
+    </w:p>
+    <w:p>
+      <w:r>
+        <w:t>SQL</w:t>
+      </w:r>
+    </w:p>
+    <w:p>
+      <w:proofErr w:type="spellStart"/>
+      <w:r>
+        <w:lastRenderedPageBreak/>
+        <w:t>adf</w:t>
+      </w:r>
+      <w:proofErr w:type="spellEnd"/>
+      <w:r>
+        <w:t xml:space="preserve"> isn’t fully supported. Syntax highlighting is based on SQL.</w:t>
+      </w:r>
+    </w:p>
+    <w:p>
+      <w:proofErr w:type="gramStart"/>
+      <w:r>
+        <w:t>@concat</w:t>
+      </w:r>
+      <w:proofErr w:type="gramEnd"/>
+      <w:r>
+        <w:t>(item(</w:t>
+      </w:r>
+      <w:proofErr w:type="gramStart"/>
+      <w:r>
+        <w:t>).table</w:t>
+      </w:r>
+      <w:proofErr w:type="gramEnd"/>
+      <w:r>
+        <w:t>,'_</w:t>
+      </w:r>
+      <w:proofErr w:type="gramStart"/>
+      <w:r>
+        <w:t>',variables</w:t>
+      </w:r>
+      <w:proofErr w:type="gramEnd"/>
+      <w:r>
+        <w:t>('current'))</w:t>
+      </w:r>
+    </w:p>
+    <w:p>
+      <w:r>
+        <w:t>Example:</w:t>
+      </w:r>
+    </w:p>
+    <w:p>
+      <w:r>
+        <w:t>Plain Text</w:t>
+      </w:r>
+    </w:p>
+    <w:p>
+      <w:r>
+        <w:t>DimUser_20261027101500</w:t>
+      </w:r>
+    </w:p>
+    <w:p>
+      <w:r>
+        <w:t>FactStream_20261027101500</w:t>
+      </w:r>
+    </w:p>
+    <w:p>
+      <w:r>
+        <w:t xml:space="preserve">Multiple tables are stored separately. </w:t>
+      </w:r>
+      <w:hyperlink r:id="rId25" w:history="1">
+        <w:r>
+          <w:rPr>
+            <w:rStyle w:val="Hyperlink"/>
+          </w:rPr>
+          <w:t>[</w:t>
+        </w:r>
+        <w:proofErr w:type="spellStart"/>
+        <w:r>
+          <w:rPr>
+            <w:rStyle w:val="Hyperlink"/>
+          </w:rPr>
+          <w:t>Adf</w:t>
+        </w:r>
+        <w:proofErr w:type="spellEnd"/>
+        <w:r>
+          <w:rPr>
+            <w:rStyle w:val="Hyperlink"/>
+          </w:rPr>
+          <w:t xml:space="preserve"> pipeline | Word]</w:t>
+        </w:r>
+      </w:hyperlink>
+    </w:p>
+    <w:p>
+      <w:r>
+        <w:pict w14:anchorId="184164F9">
+          <v:rect id="_x0000_i1096" style="width:0;height:1.5pt" o:hralign="center" o:hrstd="t" o:hr="t" fillcolor="#a0a0a0" stroked="f"/>
+        </w:pict>
+      </w:r>
+    </w:p>
+    <w:p>
+      <w:pPr>
+        <w:rPr>
+          <w:b/>
+          <w:bCs/>
+        </w:rPr>
+      </w:pPr>
+      <w:r>
+        <w:rPr>
+          <w:b/>
+          <w:bCs/>
+        </w:rPr>
+        <w:t>Step 6: Check Whether Data Exists</w:t>
+      </w:r>
+    </w:p>
+    <w:p>
+      <w:r>
+        <w:t>Condition:</w:t>
+      </w:r>
+    </w:p>
+    <w:p>
+      <w:r>
+        <w:t>Plain Text</w:t>
+      </w:r>
+    </w:p>
+    <w:p>
+      <w:proofErr w:type="spellStart"/>
+      <w:r>
+        <w:t>adf</w:t>
+      </w:r>
+      <w:proofErr w:type="spellEnd"/>
+      <w:r>
+        <w:t xml:space="preserve"> isn’t fully supported. Syntax highlighting is based on Plain Text.</w:t>
+      </w:r>
+    </w:p>
+    <w:p>
+      <w:r>
+        <w:t>@</w:t>
+      </w:r>
+      <w:proofErr w:type="gramStart"/>
+      <w:r>
+        <w:t>greater(activity(</w:t>
+      </w:r>
+      <w:proofErr w:type="gramEnd"/>
+      <w:r>
+        <w:t>'AzureSQLTo Lake'</w:t>
+      </w:r>
+      <w:proofErr w:type="gramStart"/>
+      <w:r>
+        <w:t>).output</w:t>
+      </w:r>
+      <w:proofErr w:type="gramEnd"/>
+      <w:r>
+        <w:t>.dataRead,0)</w:t>
+      </w:r>
+    </w:p>
+    <w:p>
+      <w:r>
+        <w:t>Meaning:</w:t>
+      </w:r>
+    </w:p>
+    <w:p>
+      <w:r>
+        <w:t>If rows copied &gt; 0</w:t>
+      </w:r>
+    </w:p>
+    <w:p>
+      <w:r>
+        <w:t>Plain Text</w:t>
+      </w:r>
+    </w:p>
+    <w:p>
+      <w:r>
+        <w:t>TRUE</w:t>
+      </w:r>
+    </w:p>
+    <w:p>
+      <w:r>
+        <w:t>Else</w:t>
+      </w:r>
+    </w:p>
+    <w:p>
+      <w:r>
+        <w:t>Plain Text</w:t>
+      </w:r>
+    </w:p>
+    <w:p>
+      <w:r>
+        <w:t>FALSE</w:t>
+      </w:r>
+    </w:p>
+    <w:p>
+      <w:hyperlink r:id="rId26" w:history="1">
+        <w:r>
+          <w:rPr>
+            <w:rStyle w:val="Hyperlink"/>
+          </w:rPr>
+          <w:t>[</w:t>
+        </w:r>
+        <w:proofErr w:type="spellStart"/>
+        <w:r>
+          <w:rPr>
+            <w:rStyle w:val="Hyperlink"/>
+          </w:rPr>
+          <w:t>Adf</w:t>
+        </w:r>
+        <w:proofErr w:type="spellEnd"/>
+        <w:r>
+          <w:rPr>
+            <w:rStyle w:val="Hyperlink"/>
+          </w:rPr>
+          <w:t xml:space="preserve"> pipeline | Word]</w:t>
+        </w:r>
+      </w:hyperlink>
+    </w:p>
+    <w:p>
+      <w:r>
+        <w:pict w14:anchorId="1FCB5889">
+          <v:rect id="_x0000_i1097" style="width:0;height:1.5pt" o:hralign="center" o:hrstd="t" o:hr="t" fillcolor="#a0a0a0" stroked="f"/>
+        </w:pict>
+      </w:r>
+    </w:p>
+    <w:p>
+      <w:pPr>
+        <w:rPr>
+          <w:b/>
+          <w:bCs/>
+        </w:rPr>
+      </w:pPr>
+      <w:r>
+        <w:rPr>
+          <w:b/>
+          <w:bCs/>
+        </w:rPr>
+        <w:t>TRUE Path (Data Found)</w:t>
+      </w:r>
+    </w:p>
+    <w:p>
+      <w:pPr>
+        <w:rPr>
+          <w:b/>
+          <w:bCs/>
+        </w:rPr>
+      </w:pPr>
+      <w:r>
+        <w:rPr>
+          <w:b/>
+          <w:bCs/>
+        </w:rPr>
+        <w:t>Step 7: Get Maximum CDC</w:t>
+      </w:r>
+    </w:p>
+    <w:p>
+      <w:r>
+        <w:t>Query:</w:t>
+      </w:r>
+    </w:p>
+    <w:p>
+      <w:r>
+        <w:t>SQL</w:t>
+      </w:r>
+    </w:p>
+    <w:p>
+      <w:r>
+        <w:lastRenderedPageBreak/>
+        <w:t>select max(</w:t>
+      </w:r>
+      <w:proofErr w:type="spellStart"/>
+      <w:r>
+        <w:t>updated_at</w:t>
+      </w:r>
+      <w:proofErr w:type="spellEnd"/>
+      <w:r>
+        <w:t xml:space="preserve">) as </w:t>
+      </w:r>
+      <w:proofErr w:type="spellStart"/>
+      <w:r>
+        <w:t>cdc</w:t>
+      </w:r>
+      <w:proofErr w:type="spellEnd"/>
+    </w:p>
+    <w:p>
+      <w:r>
+        <w:t xml:space="preserve">from </w:t>
+      </w:r>
+      <w:proofErr w:type="spellStart"/>
+      <w:proofErr w:type="gramStart"/>
+      <w:r>
+        <w:t>dbo.DimUser</w:t>
+      </w:r>
+      <w:proofErr w:type="spellEnd"/>
+      <w:proofErr w:type="gramEnd"/>
+    </w:p>
+    <w:p>
+      <w:r>
+        <w:t>Dynamic:</w:t>
+      </w:r>
+    </w:p>
+    <w:p>
+      <w:r>
+        <w:t>SQL</w:t>
+      </w:r>
+    </w:p>
+    <w:p>
+      <w:r>
+        <w:t xml:space="preserve">select </w:t>
+      </w:r>
+      <w:proofErr w:type="gramStart"/>
+      <w:r>
+        <w:t>max(@{</w:t>
+      </w:r>
+      <w:proofErr w:type="gramEnd"/>
+      <w:r>
+        <w:t>item(</w:t>
+      </w:r>
+      <w:proofErr w:type="gramStart"/>
+      <w:r>
+        <w:t>).cdc</w:t>
+      </w:r>
+      <w:proofErr w:type="gramEnd"/>
+      <w:r>
+        <w:t>_</w:t>
+      </w:r>
+      <w:proofErr w:type="gramStart"/>
+      <w:r>
+        <w:t>col})</w:t>
+      </w:r>
+      <w:proofErr w:type="gramEnd"/>
+      <w:r>
+        <w:t xml:space="preserve"> as </w:t>
+      </w:r>
+      <w:proofErr w:type="spellStart"/>
+      <w:r>
+        <w:t>cdc</w:t>
+      </w:r>
+      <w:proofErr w:type="spellEnd"/>
+    </w:p>
+    <w:p>
+      <w:proofErr w:type="gramStart"/>
+      <w:r>
+        <w:t>from @{</w:t>
+      </w:r>
+      <w:proofErr w:type="gramEnd"/>
+      <w:r>
+        <w:t>item(</w:t>
+      </w:r>
+      <w:proofErr w:type="gramStart"/>
+      <w:r>
+        <w:t>).schema</w:t>
+      </w:r>
+      <w:proofErr w:type="gramEnd"/>
+      <w:r>
+        <w:t>}.@{item(</w:t>
+      </w:r>
+      <w:proofErr w:type="gramStart"/>
+      <w:r>
+        <w:t>).table</w:t>
+      </w:r>
+      <w:proofErr w:type="gramEnd"/>
+      <w:r>
+        <w:t>}</w:t>
+      </w:r>
+    </w:p>
+    <w:p>
+      <w:r>
+        <w:t xml:space="preserve">This finds newest timestamp loaded in current run. </w:t>
+      </w:r>
+      <w:hyperlink r:id="rId27" w:history="1">
+        <w:r>
+          <w:rPr>
+            <w:rStyle w:val="Hyperlink"/>
+          </w:rPr>
+          <w:t>[</w:t>
+        </w:r>
+        <w:proofErr w:type="spellStart"/>
+        <w:r>
+          <w:rPr>
+            <w:rStyle w:val="Hyperlink"/>
+          </w:rPr>
+          <w:t>Adf</w:t>
+        </w:r>
+        <w:proofErr w:type="spellEnd"/>
+        <w:r>
+          <w:rPr>
+            <w:rStyle w:val="Hyperlink"/>
+          </w:rPr>
+          <w:t xml:space="preserve"> pipeline | Word]</w:t>
+        </w:r>
+      </w:hyperlink>
+    </w:p>
+    <w:p>
+      <w:r>
+        <w:t>Example:</w:t>
+      </w:r>
+    </w:p>
+    <w:p>
+      <w:r>
+        <w:t xml:space="preserve">Before </w:t>
+      </w:r>
+      <w:proofErr w:type="gramStart"/>
+      <w:r>
+        <w:t>run</w:t>
+      </w:r>
+      <w:proofErr w:type="gramEnd"/>
+      <w:r>
+        <w:t>:</w:t>
+      </w:r>
+    </w:p>
+    <w:p>
+      <w:r>
+        <w:t>Plain Text</w:t>
+      </w:r>
+    </w:p>
+    <w:p>
+      <w:r>
+        <w:t>2026-10-20 10:00:00</w:t>
+      </w:r>
+    </w:p>
+    <w:p>
+      <w:r>
+        <w:t>After load:</w:t>
+      </w:r>
+    </w:p>
+    <w:p>
+      <w:r>
+        <w:t>Plain Text</w:t>
+      </w:r>
+    </w:p>
+    <w:p>
+      <w:r>
+        <w:t>2026-10-21 15:30:00</w:t>
+      </w:r>
+    </w:p>
+    <w:p>
+      <w:r>
+        <w:pict w14:anchorId="57103C76">
+          <v:rect id="_x0000_i1098" style="width:0;height:1.5pt" o:hralign="center" o:hrstd="t" o:hr="t" fillcolor="#a0a0a0" stroked="f"/>
+        </w:pict>
+      </w:r>
+    </w:p>
+    <w:p>
+      <w:pPr>
+        <w:rPr>
+          <w:b/>
+          <w:bCs/>
+        </w:rPr>
+      </w:pPr>
+      <w:r>
+        <w:rPr>
+          <w:b/>
+          <w:bCs/>
+        </w:rPr>
+        <w:t>Step 8: Update CDC Control</w:t>
+      </w:r>
+    </w:p>
+    <w:p>
+      <w:r>
+        <w:t>Store:</w:t>
+      </w:r>
+    </w:p>
+    <w:p>
+      <w:r>
+        <w:t>Plain Text</w:t>
+      </w:r>
+    </w:p>
+    <w:p>
+      <w:proofErr w:type="spellStart"/>
+      <w:r>
+        <w:t>adf</w:t>
+      </w:r>
+      <w:proofErr w:type="spellEnd"/>
+      <w:r>
+        <w:t xml:space="preserve"> isn’t fully supported. Syntax highlighting is based on Plain Text.</w:t>
+      </w:r>
+    </w:p>
+    <w:p>
+      <w:proofErr w:type="gramStart"/>
+      <w:r>
+        <w:t>@activity</w:t>
+      </w:r>
+      <w:proofErr w:type="gramEnd"/>
+      <w:r>
+        <w:t>('max_cdc'</w:t>
+      </w:r>
+      <w:proofErr w:type="gramStart"/>
+      <w:r>
+        <w:t>).output</w:t>
+      </w:r>
+      <w:proofErr w:type="gramEnd"/>
+      <w:r>
+        <w:t>.resultsets[0</w:t>
+      </w:r>
+      <w:proofErr w:type="gramStart"/>
+      <w:r>
+        <w:t>].rows</w:t>
+      </w:r>
+      <w:proofErr w:type="gramEnd"/>
+      <w:r>
+        <w:t>[0</w:t>
+      </w:r>
+      <w:proofErr w:type="gramStart"/>
+      <w:r>
+        <w:t>].cdc</w:t>
+      </w:r>
+      <w:proofErr w:type="gramEnd"/>
+    </w:p>
+    <w:p>
+      <w:r>
+        <w:t>Purpose:</w:t>
+      </w:r>
+    </w:p>
+    <w:p>
+      <w:r>
+        <w:t xml:space="preserve">Update watermark table/control file. </w:t>
+      </w:r>
+      <w:hyperlink r:id="rId28" w:history="1">
+        <w:r>
+          <w:rPr>
+            <w:rStyle w:val="Hyperlink"/>
+          </w:rPr>
+          <w:t>[</w:t>
+        </w:r>
+        <w:proofErr w:type="spellStart"/>
+        <w:r>
+          <w:rPr>
+            <w:rStyle w:val="Hyperlink"/>
+          </w:rPr>
+          <w:t>Adf</w:t>
+        </w:r>
+        <w:proofErr w:type="spellEnd"/>
+        <w:r>
+          <w:rPr>
+            <w:rStyle w:val="Hyperlink"/>
+          </w:rPr>
+          <w:t xml:space="preserve"> pipeline | Word]</w:t>
+        </w:r>
+      </w:hyperlink>
+    </w:p>
+    <w:p>
+      <w:r>
+        <w:t>Next run starts from:</w:t>
+      </w:r>
+    </w:p>
+    <w:p>
+      <w:r>
+        <w:t>Plain Text</w:t>
+      </w:r>
+    </w:p>
+    <w:p>
+      <w:r>
+        <w:t>2026-10-21 15:30:00</w:t>
+      </w:r>
+    </w:p>
+    <w:p>
+      <w:r>
+        <w:t>instead of</w:t>
+      </w:r>
+    </w:p>
+    <w:p>
+      <w:r>
+        <w:lastRenderedPageBreak/>
+        <w:t>Plain Text</w:t>
+      </w:r>
+    </w:p>
+    <w:p>
+      <w:r>
+        <w:t>2026-10-20 10:00:00</w:t>
+      </w:r>
+    </w:p>
+    <w:p>
+      <w:r>
+        <w:pict w14:anchorId="24EC59A7">
+          <v:rect id="_x0000_i1099" style="width:0;height:1.5pt" o:hralign="center" o:hrstd="t" o:hr="t" fillcolor="#a0a0a0" stroked="f"/>
+        </w:pict>
+      </w:r>
+    </w:p>
+    <w:p>
+      <w:pPr>
+        <w:rPr>
+          <w:b/>
+          <w:bCs/>
+        </w:rPr>
+      </w:pPr>
+      <w:r>
+        <w:rPr>
+          <w:b/>
+          <w:bCs/>
+        </w:rPr>
+        <w:t>FALSE Path (No New Data)</w:t>
+      </w:r>
+    </w:p>
+    <w:p>
+      <w:r>
+        <w:t>Delete Activity:</w:t>
+      </w:r>
+    </w:p>
+    <w:p>
+      <w:r>
+        <w:t xml:space="preserve">Removes empty file created by copy activity. </w:t>
+      </w:r>
+      <w:hyperlink r:id="rId29" w:history="1">
+        <w:r>
+          <w:rPr>
+            <w:rStyle w:val="Hyperlink"/>
+          </w:rPr>
+          <w:t>[</w:t>
+        </w:r>
+        <w:proofErr w:type="spellStart"/>
+        <w:r>
+          <w:rPr>
+            <w:rStyle w:val="Hyperlink"/>
+          </w:rPr>
+          <w:t>Adf</w:t>
+        </w:r>
+        <w:proofErr w:type="spellEnd"/>
+        <w:r>
+          <w:rPr>
+            <w:rStyle w:val="Hyperlink"/>
+          </w:rPr>
+          <w:t xml:space="preserve"> pipeline | Word]</w:t>
+        </w:r>
+      </w:hyperlink>
+    </w:p>
+    <w:p>
+      <w:r>
+        <w:t>Example:</w:t>
+      </w:r>
+    </w:p>
+    <w:p>
+      <w:r>
+        <w:t>Plain Text</w:t>
+      </w:r>
+    </w:p>
+    <w:p>
+      <w:r>
+        <w:t>DimUser_20261027101000.csv</w:t>
+      </w:r>
+    </w:p>
+    <w:p>
+      <w:r>
+        <w:t>contains 0 rows.</w:t>
+      </w:r>
+    </w:p>
+    <w:p>
+      <w:r>
+        <w:t>Delete it.</w:t>
+      </w:r>
+    </w:p>
+    <w:p>
+      <w:r>
+        <w:t>This keeps the lake clean.</w:t>
+      </w:r>
+    </w:p>
+    <w:p>
+      <w:r>
+        <w:pict w14:anchorId="1A382CE5">
+          <v:rect id="_x0000_i1100" style="width:0;height:1.5pt" o:hralign="center" o:hrstd="t" o:hr="t" fillcolor="#a0a0a0" stroked="f"/>
+        </w:pict>
+      </w:r>
+    </w:p>
+    <w:p>
+      <w:pPr>
+        <w:rPr>
+          <w:b/>
+          <w:bCs/>
+        </w:rPr>
+      </w:pPr>
+      <w:r>
+        <w:rPr>
+          <w:b/>
+          <w:bCs/>
+        </w:rPr>
+        <w:t>Step 9: Alerting</w:t>
+      </w:r>
+    </w:p>
+    <w:p>
+      <w:r>
+        <w:t>Web Activity:</w:t>
+      </w:r>
+    </w:p>
+    <w:p>
+      <w:r>
+        <w:t>JSON</w:t>
+      </w:r>
+    </w:p>
+    <w:p>
+      <w:r>
+        <w:t>{</w:t>
+      </w:r>
+    </w:p>
+    <w:p>
+      <w:r>
+        <w:t>"</w:t>
+      </w:r>
+      <w:proofErr w:type="gramStart"/>
+      <w:r>
+        <w:t>pipeline</w:t>
+      </w:r>
+      <w:proofErr w:type="gramEnd"/>
+      <w:r>
+        <w:t>_name":"</w:t>
+      </w:r>
+      <w:proofErr w:type="spellStart"/>
+      <w:r>
+        <w:t>ADF_Ingestion</w:t>
+      </w:r>
+      <w:proofErr w:type="spellEnd"/>
+      <w:r>
+        <w:t>",</w:t>
+      </w:r>
+    </w:p>
+    <w:p>
+      <w:r>
+        <w:t>"</w:t>
+      </w:r>
+      <w:proofErr w:type="gramStart"/>
+      <w:r>
+        <w:t>pipeline</w:t>
+      </w:r>
+      <w:proofErr w:type="gramEnd"/>
+      <w:r>
+        <w:t>_runId":"12345"</w:t>
+      </w:r>
+    </w:p>
+    <w:p>
+      <w:r>
+        <w:t>}</w:t>
+      </w:r>
+    </w:p>
+    <w:p>
+      <w:r>
+        <w:t>Purpose:</w:t>
+      </w:r>
+    </w:p>
+    <w:p>
+      <w:r>
+        <w:t>Send execution notification to:</w:t>
+      </w:r>
+    </w:p>
+    <w:p>
+      <w:pPr>
+        <w:numPr>
+          <w:ilvl w:val="0"/>
+          <w:numId w:val="6"/>
+        </w:numPr>
+      </w:pPr>
+      <w:r>
+        <w:t>Logic App</w:t>
+      </w:r>
+    </w:p>
+    <w:p>
+      <w:pPr>
+        <w:numPr>
+          <w:ilvl w:val="0"/>
+          <w:numId w:val="6"/>
+        </w:numPr>
+      </w:pPr>
+      <w:r>
+        <w:t>Teams</w:t>
+      </w:r>
+    </w:p>
+    <w:p>
+      <w:pPr>
+        <w:numPr>
+          <w:ilvl w:val="0"/>
+          <w:numId w:val="6"/>
+        </w:numPr>
+      </w:pPr>
+      <w:r>
+        <w:t>Email</w:t>
+      </w:r>
+    </w:p>
+    <w:p>
+      <w:pPr>
+        <w:numPr>
+          <w:ilvl w:val="0"/>
+          <w:numId w:val="6"/>
+        </w:numPr>
+      </w:pPr>
+      <w:r>
+        <w:t>Monitoring system</w:t>
+      </w:r>
+    </w:p>
+    <w:p>
+      <w:r>
+        <w:lastRenderedPageBreak/>
+        <w:t xml:space="preserve">after Foreach completes. </w:t>
+      </w:r>
+      <w:hyperlink r:id="rId30" w:history="1">
+        <w:r>
+          <w:rPr>
+            <w:rStyle w:val="Hyperlink"/>
+          </w:rPr>
+          <w:t>[</w:t>
+        </w:r>
+        <w:proofErr w:type="spellStart"/>
+        <w:r>
+          <w:rPr>
+            <w:rStyle w:val="Hyperlink"/>
+          </w:rPr>
+          <w:t>Adf</w:t>
+        </w:r>
+        <w:proofErr w:type="spellEnd"/>
+        <w:r>
+          <w:rPr>
+            <w:rStyle w:val="Hyperlink"/>
+          </w:rPr>
+          <w:t xml:space="preserve"> pipeline | Word]</w:t>
+        </w:r>
+      </w:hyperlink>
+    </w:p>
+    <w:p>
+      <w:r>
+        <w:pict w14:anchorId="781EFCC5">
+          <v:rect id="_x0000_i1101" style="width:0;height:1.5pt" o:hralign="center" o:hrstd="t" o:hr="t" fillcolor="#a0a0a0" stroked="f"/>
+        </w:pict>
+      </w:r>
+    </w:p>
+    <w:p>
+      <w:pPr>
+        <w:rPr>
+          <w:b/>
+          <w:bCs/>
+        </w:rPr>
+      </w:pPr>
+      <w:r>
+        <w:rPr>
+          <w:b/>
+          <w:bCs/>
+        </w:rPr>
+        <w:t>Overall Architecture</w:t>
+      </w:r>
+    </w:p>
+    <w:p>
+      <w:r>
+        <w:t>Plain Text</w:t>
+      </w:r>
+    </w:p>
+    <w:p>
+      <w:r>
+        <w:t>Table Metadata</w:t>
+      </w:r>
+    </w:p>
+    <w:p>
+      <w:r>
+        <w:t>|</w:t>
+      </w:r>
+    </w:p>
+    <w:p>
+      <w:r>
+        <w:t>V</w:t>
+      </w:r>
+    </w:p>
+    <w:p>
+      <w:proofErr w:type="spellStart"/>
+      <w:r>
+        <w:t>ForEach</w:t>
+      </w:r>
+      <w:proofErr w:type="spellEnd"/>
+    </w:p>
+    <w:p>
+      <w:r>
+        <w:t>|</w:t>
+      </w:r>
+    </w:p>
+    <w:p>
+      <w:r>
+        <w:t>V</w:t>
+      </w:r>
+    </w:p>
+    <w:p>
+      <w:r>
+        <w:t>Lookup Last CDC</w:t>
+      </w:r>
+    </w:p>
+    <w:p>
+      <w:r>
+        <w:t>|</w:t>
+      </w:r>
+    </w:p>
+    <w:p>
+      <w:r>
+        <w:t>V</w:t>
+      </w:r>
+    </w:p>
+    <w:p>
+      <w:r>
+        <w:t>Incremental Query</w:t>
+      </w:r>
+    </w:p>
+    <w:p>
+      <w:r>
+        <w:t>|</w:t>
+      </w:r>
+    </w:p>
+    <w:p>
+      <w:r>
+        <w:t>V</w:t>
+      </w:r>
+    </w:p>
+    <w:p>
+      <w:r>
+        <w:t>Copy To Lake</w:t>
+      </w:r>
+    </w:p>
+    <w:p>
+      <w:r>
+        <w:t>|</w:t>
+      </w:r>
+    </w:p>
+    <w:p>
+      <w:r>
+        <w:t>V</w:t>
+      </w:r>
+    </w:p>
+    <w:p>
+      <w:r>
+        <w:t xml:space="preserve">Rows &gt; </w:t>
+      </w:r>
+      <w:proofErr w:type="gramStart"/>
+      <w:r>
+        <w:t>0 ?</w:t>
+      </w:r>
+      <w:proofErr w:type="gramEnd"/>
+    </w:p>
+    <w:p>
+      <w:r>
+        <w:t>/ \</w:t>
+      </w:r>
+    </w:p>
+    <w:p>
+      <w:r>
+        <w:t>YES NO</w:t>
+      </w:r>
+    </w:p>
+    <w:p>
+      <w:r>
+        <w:t>| |</w:t>
+      </w:r>
+    </w:p>
+    <w:p>
+      <w:r>
+        <w:t>Max CDC Delete File</w:t>
+      </w:r>
+    </w:p>
+    <w:p>
+      <w:r>
+        <w:t>|</w:t>
+      </w:r>
+    </w:p>
+    <w:p>
+      <w:r>
+        <w:t>Update CDC</w:t>
+      </w:r>
+    </w:p>
+    <w:p>
+      <w:r>
+        <w:lastRenderedPageBreak/>
+        <w:t>\ /</w:t>
+      </w:r>
+    </w:p>
+    <w:p>
+      <w:r>
+        <w:t xml:space="preserve">V </w:t>
+      </w:r>
+      <w:proofErr w:type="spellStart"/>
+      <w:r>
+        <w:t>V</w:t>
+      </w:r>
+      <w:proofErr w:type="spellEnd"/>
+    </w:p>
+    <w:p>
+      <w:r>
+        <w:t>Alert</w:t>
+      </w:r>
+    </w:p>
+    <w:p>
+      <w:pPr>
+        <w:rPr>
+          <w:b/>
+          <w:bCs/>
+        </w:rPr>
+      </w:pPr>
+      <w:r>
+        <w:rPr>
+          <w:b/>
+          <w:bCs/>
+        </w:rPr>
+        <w:t>My Assessment</w:t>
+      </w:r>
+    </w:p>
+    <w:p>
+      <w:r>
+        <w:t xml:space="preserve">This is a good </w:t>
+      </w:r>
+      <w:r>
+        <w:rPr>
+          <w:b/>
+          <w:bCs/>
+        </w:rPr>
+        <w:t>intermediate-to-advanced metadata-driven incremental ingestion framework</w:t>
+      </w:r>
+      <w:r>
+        <w:t xml:space="preserve"> because it includes:</w:t>
+      </w:r>
+    </w:p>
+    <w:p>
+      <w:r>
+        <w:rPr>
+          <w:rFonts w:ascii="Segoe UI Emoji" w:hAnsi="Segoe UI Emoji" w:cs="Segoe UI Emoji"/>
+        </w:rPr>
+        <w:t>✅</w:t>
+      </w:r>
+      <w:r>
+        <w:t xml:space="preserve"> Dynamic table processing</w:t>
+      </w:r>
+    </w:p>
+    <w:p>
+      <w:r>
+        <w:rPr>
+          <w:rFonts w:ascii="Segoe UI Emoji" w:hAnsi="Segoe UI Emoji" w:cs="Segoe UI Emoji"/>
+        </w:rPr>
+        <w:t>✅</w:t>
+      </w:r>
+      <w:r>
+        <w:t xml:space="preserve"> </w:t>
+      </w:r>
+      <w:proofErr w:type="spellStart"/>
+      <w:r>
+        <w:t>ForEach</w:t>
+      </w:r>
+      <w:proofErr w:type="spellEnd"/>
+      <w:r>
+        <w:t xml:space="preserve"> looping</w:t>
+      </w:r>
+    </w:p>
+    <w:p>
+      <w:r>
+        <w:rPr>
+          <w:rFonts w:ascii="Segoe UI Emoji" w:hAnsi="Segoe UI Emoji" w:cs="Segoe UI Emoji"/>
+        </w:rPr>
+        <w:t>✅</w:t>
+      </w:r>
+      <w:r>
+        <w:t xml:space="preserve"> Incremental loading</w:t>
+      </w:r>
+    </w:p>
+    <w:p>
+      <w:r>
+        <w:rPr>
+          <w:rFonts w:ascii="Segoe UI Emoji" w:hAnsi="Segoe UI Emoji" w:cs="Segoe UI Emoji"/>
+        </w:rPr>
+        <w:t>✅</w:t>
+      </w:r>
+      <w:r>
+        <w:t xml:space="preserve"> Watermark management</w:t>
+      </w:r>
+    </w:p>
+    <w:p>
+      <w:r>
+        <w:rPr>
+          <w:rFonts w:ascii="Segoe UI Emoji" w:hAnsi="Segoe UI Emoji" w:cs="Segoe UI Emoji"/>
+        </w:rPr>
+        <w:t>✅</w:t>
+      </w:r>
+      <w:r>
+        <w:t xml:space="preserve"> Dynamic file naming</w:t>
+      </w:r>
+    </w:p>
+    <w:p>
+      <w:r>
+        <w:rPr>
+          <w:rFonts w:ascii="Segoe UI Emoji" w:hAnsi="Segoe UI Emoji" w:cs="Segoe UI Emoji"/>
+        </w:rPr>
+        <w:t>✅</w:t>
+      </w:r>
+      <w:r>
+        <w:t xml:space="preserve"> Cleanup of empty files</w:t>
+      </w:r>
+    </w:p>
+    <w:p>
+      <w:r>
+        <w:rPr>
+          <w:rFonts w:ascii="Segoe UI Emoji" w:hAnsi="Segoe UI Emoji" w:cs="Segoe UI Emoji"/>
+        </w:rPr>
+        <w:t>✅</w:t>
+      </w:r>
+      <w:r>
+        <w:t xml:space="preserve"> Alert notification</w:t>
+      </w:r>
+    </w:p>
+    <w:p>
+      <w:r>
+        <w:t xml:space="preserve">The only major production enhancement I would suggest later is maintaining a dedicated </w:t>
+      </w:r>
+      <w:r>
+        <w:rPr>
+          <w:b/>
+          <w:bCs/>
+        </w:rPr>
+        <w:t>Watermark Control Table</w:t>
+      </w:r>
+      <w:r>
+        <w:t xml:space="preserve">, </w:t>
+      </w:r>
+      <w:r>
+        <w:rPr>
+          <w:b/>
+          <w:bCs/>
+        </w:rPr>
+        <w:t>Pipeline Audit Table</w:t>
+      </w:r>
+      <w:r>
+        <w:t xml:space="preserve">, and handling </w:t>
+      </w:r>
+      <w:proofErr w:type="spellStart"/>
+      <w:r>
+        <w:rPr>
+          <w:b/>
+          <w:bCs/>
+        </w:rPr>
+        <w:t>upserts</w:t>
+      </w:r>
+      <w:proofErr w:type="spellEnd"/>
+      <w:r>
+        <w:rPr>
+          <w:b/>
+          <w:bCs/>
+        </w:rPr>
+        <w:t>/deletes (MERGE)</w:t>
+      </w:r>
+      <w:r>
+        <w:t xml:space="preserve"> in downstream Bronze → Silver processing. Currently this pipeline handles incremental extraction very well.</w:t>
+      </w:r>
+    </w:p>
+    <w:p/>
     <w:sectPr>
       <w:pgSz w:w="12240" w:h="15840"/>
       <w:pgMar w:top="1440" w:right="1440" w:bottom="1440" w:left="1440" w:header="720" w:footer="720" w:gutter="0"/>
@@ -1170,6 +3515,923 @@
     </w:sectPr>
   </w:body>
 </w:document>
+</file>
+
+<file path=word/numbering.xml><?xml version="1.0" encoding="utf-8"?>
+<w:numbering xmlns:wpc="http://schemas.microsoft.com/office/word/2010/wordprocessingCanvas" xmlns:cx="http://schemas.microsoft.com/office/drawing/2014/chartex" xmlns:cx1="http://schemas.microsoft.com/office/drawing/2015/9/8/chartex" xmlns:cx2="http://schemas.microsoft.com/office/drawing/2015/10/21/chartex" xmlns:cx3="http://schemas.microsoft.com/office/drawing/2016/5/9/chartex" xmlns:cx4="http://schemas.microsoft.com/office/drawing/2016/5/10/chartex" xmlns:cx5="http://schemas.microsoft.com/office/drawing/2016/5/11/chartex" xmlns:cx6="http://schemas.microsoft.com/office/drawing/2016/5/12/chartex" xmlns:cx7="http://schemas.microsoft.com/office/drawing/2016/5/13/chartex" xmlns:cx8="http://schemas.microsoft.com/office/drawing/2016/5/14/chartex" xmlns:mc="http://schemas.openxmlformats.org/markup-compatibility/2006" xmlns:aink="http://schemas.microsoft.com/office/drawing/2016/ink" xmlns:am3d="http://schemas.microsoft.com/office/drawing/2017/model3d" xmlns:o="urn:schemas-microsoft-com:office:office" xmlns:oel="http://schemas.microsoft.com/office/2019/extlst" xmlns:r="http://schemas.openxmlformats.org/officeDocument/2006/relationships" xmlns:m="http://schemas.openxmlformats.org/officeDocument/2006/math" xmlns:v="urn:schemas-microsoft-com:vml" xmlns:wp14="http://schemas.microsoft.com/office/word/2010/wordprocessingDrawing" xmlns:wp="http://schemas.openxmlformats.org/drawingml/2006/wordprocessingDrawing" xmlns:w10="urn:schemas-microsoft-com:office:word" xmlns:w="http://schemas.openxmlformats.org/wordprocessingml/2006/main" xmlns:w14="http://schemas.microsoft.com/office/word/2010/wordml" xmlns:w15="http://schemas.microsoft.com/office/word/2012/wordml" xmlns:w16cex="http://schemas.microsoft.com/office/word/2018/wordml/cex" xmlns:w16cid="http://schemas.microsoft.com/office/word/2016/wordml/cid" xmlns:w16="http://schemas.microsoft.com/office/word/2018/wordml" xmlns:w16du="http://schemas.microsoft.com/office/word/2023/wordml/word16du" xmlns:w16sdtdh="http://schemas.microsoft.com/office/word/2020/wordml/sdtdatahash" xmlns:w16sdtfl="http://schemas.microsoft.com/office/word/2024/wordml/sdtformatlock" xmlns:w16se="http://schemas.microsoft.com/office/word/2015/wordml/symex" xmlns:wpg="http://schemas.microsoft.com/office/word/2010/wordprocessingGroup" xmlns:wpi="http://schemas.microsoft.com/office/word/2010/wordprocessingInk" xmlns:wne="http://schemas.microsoft.com/office/word/2006/wordml" xmlns:wps="http://schemas.microsoft.com/office/word/2010/wordprocessingShape" mc:Ignorable="w14 w15 w16se w16cid w16 w16cex w16sdtdh w16sdtfl w16du wp14">
+  <w:abstractNum w:abstractNumId="0" w15:restartNumberingAfterBreak="0">
+    <w:nsid w:val="087D4E9C"/>
+    <w:multiLevelType w:val="multilevel"/>
+    <w:tmpl w:val="FADA43AA"/>
+    <w:lvl w:ilvl="0">
+      <w:start w:val="1"/>
+      <w:numFmt w:val="bullet"/>
+      <w:lvlText w:val=""/>
+      <w:lvlJc w:val="left"/>
+      <w:pPr>
+        <w:tabs>
+          <w:tab w:val="num" w:pos="720"/>
+        </w:tabs>
+        <w:ind w:left="720" w:hanging="360"/>
+      </w:pPr>
+      <w:rPr>
+        <w:rFonts w:ascii="Symbol" w:hAnsi="Symbol" w:hint="default"/>
+        <w:sz w:val="20"/>
+      </w:rPr>
+    </w:lvl>
+    <w:lvl w:ilvl="1" w:tentative="1">
+      <w:start w:val="1"/>
+      <w:numFmt w:val="bullet"/>
+      <w:lvlText w:val="o"/>
+      <w:lvlJc w:val="left"/>
+      <w:pPr>
+        <w:tabs>
+          <w:tab w:val="num" w:pos="1440"/>
+        </w:tabs>
+        <w:ind w:left="1440" w:hanging="360"/>
+      </w:pPr>
+      <w:rPr>
+        <w:rFonts w:ascii="Courier New" w:hAnsi="Courier New" w:hint="default"/>
+        <w:sz w:val="20"/>
+      </w:rPr>
+    </w:lvl>
+    <w:lvl w:ilvl="2" w:tentative="1">
+      <w:start w:val="1"/>
+      <w:numFmt w:val="bullet"/>
+      <w:lvlText w:val=""/>
+      <w:lvlJc w:val="left"/>
+      <w:pPr>
+        <w:tabs>
+          <w:tab w:val="num" w:pos="2160"/>
+        </w:tabs>
+        <w:ind w:left="2160" w:hanging="360"/>
+      </w:pPr>
+      <w:rPr>
+        <w:rFonts w:ascii="Wingdings" w:hAnsi="Wingdings" w:hint="default"/>
+        <w:sz w:val="20"/>
+      </w:rPr>
+    </w:lvl>
+    <w:lvl w:ilvl="3" w:tentative="1">
+      <w:start w:val="1"/>
+      <w:numFmt w:val="bullet"/>
+      <w:lvlText w:val=""/>
+      <w:lvlJc w:val="left"/>
+      <w:pPr>
+        <w:tabs>
+          <w:tab w:val="num" w:pos="2880"/>
+        </w:tabs>
+        <w:ind w:left="2880" w:hanging="360"/>
+      </w:pPr>
+      <w:rPr>
+        <w:rFonts w:ascii="Wingdings" w:hAnsi="Wingdings" w:hint="default"/>
+        <w:sz w:val="20"/>
+      </w:rPr>
+    </w:lvl>
+    <w:lvl w:ilvl="4" w:tentative="1">
+      <w:start w:val="1"/>
+      <w:numFmt w:val="bullet"/>
+      <w:lvlText w:val=""/>
+      <w:lvlJc w:val="left"/>
+      <w:pPr>
+        <w:tabs>
+          <w:tab w:val="num" w:pos="3600"/>
+        </w:tabs>
+        <w:ind w:left="3600" w:hanging="360"/>
+      </w:pPr>
+      <w:rPr>
+        <w:rFonts w:ascii="Wingdings" w:hAnsi="Wingdings" w:hint="default"/>
+        <w:sz w:val="20"/>
+      </w:rPr>
+    </w:lvl>
+    <w:lvl w:ilvl="5" w:tentative="1">
+      <w:start w:val="1"/>
+      <w:numFmt w:val="bullet"/>
+      <w:lvlText w:val=""/>
+      <w:lvlJc w:val="left"/>
+      <w:pPr>
+        <w:tabs>
+          <w:tab w:val="num" w:pos="4320"/>
+        </w:tabs>
+        <w:ind w:left="4320" w:hanging="360"/>
+      </w:pPr>
+      <w:rPr>
+        <w:rFonts w:ascii="Wingdings" w:hAnsi="Wingdings" w:hint="default"/>
+        <w:sz w:val="20"/>
+      </w:rPr>
+    </w:lvl>
+    <w:lvl w:ilvl="6" w:tentative="1">
+      <w:start w:val="1"/>
+      <w:numFmt w:val="bullet"/>
+      <w:lvlText w:val=""/>
+      <w:lvlJc w:val="left"/>
+      <w:pPr>
+        <w:tabs>
+          <w:tab w:val="num" w:pos="5040"/>
+        </w:tabs>
+        <w:ind w:left="5040" w:hanging="360"/>
+      </w:pPr>
+      <w:rPr>
+        <w:rFonts w:ascii="Wingdings" w:hAnsi="Wingdings" w:hint="default"/>
+        <w:sz w:val="20"/>
+      </w:rPr>
+    </w:lvl>
+    <w:lvl w:ilvl="7" w:tentative="1">
+      <w:start w:val="1"/>
+      <w:numFmt w:val="bullet"/>
+      <w:lvlText w:val=""/>
+      <w:lvlJc w:val="left"/>
+      <w:pPr>
+        <w:tabs>
+          <w:tab w:val="num" w:pos="5760"/>
+        </w:tabs>
+        <w:ind w:left="5760" w:hanging="360"/>
+      </w:pPr>
+      <w:rPr>
+        <w:rFonts w:ascii="Wingdings" w:hAnsi="Wingdings" w:hint="default"/>
+        <w:sz w:val="20"/>
+      </w:rPr>
+    </w:lvl>
+    <w:lvl w:ilvl="8" w:tentative="1">
+      <w:start w:val="1"/>
+      <w:numFmt w:val="bullet"/>
+      <w:lvlText w:val=""/>
+      <w:lvlJc w:val="left"/>
+      <w:pPr>
+        <w:tabs>
+          <w:tab w:val="num" w:pos="6480"/>
+        </w:tabs>
+        <w:ind w:left="6480" w:hanging="360"/>
+      </w:pPr>
+      <w:rPr>
+        <w:rFonts w:ascii="Wingdings" w:hAnsi="Wingdings" w:hint="default"/>
+        <w:sz w:val="20"/>
+      </w:rPr>
+    </w:lvl>
+  </w:abstractNum>
+  <w:abstractNum w:abstractNumId="1" w15:restartNumberingAfterBreak="0">
+    <w:nsid w:val="0C13592E"/>
+    <w:multiLevelType w:val="multilevel"/>
+    <w:tmpl w:val="20BC32BE"/>
+    <w:lvl w:ilvl="0">
+      <w:start w:val="1"/>
+      <w:numFmt w:val="bullet"/>
+      <w:lvlText w:val=""/>
+      <w:lvlJc w:val="left"/>
+      <w:pPr>
+        <w:tabs>
+          <w:tab w:val="num" w:pos="720"/>
+        </w:tabs>
+        <w:ind w:left="720" w:hanging="360"/>
+      </w:pPr>
+      <w:rPr>
+        <w:rFonts w:ascii="Symbol" w:hAnsi="Symbol" w:hint="default"/>
+        <w:sz w:val="20"/>
+      </w:rPr>
+    </w:lvl>
+    <w:lvl w:ilvl="1" w:tentative="1">
+      <w:start w:val="1"/>
+      <w:numFmt w:val="bullet"/>
+      <w:lvlText w:val="o"/>
+      <w:lvlJc w:val="left"/>
+      <w:pPr>
+        <w:tabs>
+          <w:tab w:val="num" w:pos="1440"/>
+        </w:tabs>
+        <w:ind w:left="1440" w:hanging="360"/>
+      </w:pPr>
+      <w:rPr>
+        <w:rFonts w:ascii="Courier New" w:hAnsi="Courier New" w:hint="default"/>
+        <w:sz w:val="20"/>
+      </w:rPr>
+    </w:lvl>
+    <w:lvl w:ilvl="2" w:tentative="1">
+      <w:start w:val="1"/>
+      <w:numFmt w:val="bullet"/>
+      <w:lvlText w:val=""/>
+      <w:lvlJc w:val="left"/>
+      <w:pPr>
+        <w:tabs>
+          <w:tab w:val="num" w:pos="2160"/>
+        </w:tabs>
+        <w:ind w:left="2160" w:hanging="360"/>
+      </w:pPr>
+      <w:rPr>
+        <w:rFonts w:ascii="Wingdings" w:hAnsi="Wingdings" w:hint="default"/>
+        <w:sz w:val="20"/>
+      </w:rPr>
+    </w:lvl>
+    <w:lvl w:ilvl="3" w:tentative="1">
+      <w:start w:val="1"/>
+      <w:numFmt w:val="bullet"/>
+      <w:lvlText w:val=""/>
+      <w:lvlJc w:val="left"/>
+      <w:pPr>
+        <w:tabs>
+          <w:tab w:val="num" w:pos="2880"/>
+        </w:tabs>
+        <w:ind w:left="2880" w:hanging="360"/>
+      </w:pPr>
+      <w:rPr>
+        <w:rFonts w:ascii="Wingdings" w:hAnsi="Wingdings" w:hint="default"/>
+        <w:sz w:val="20"/>
+      </w:rPr>
+    </w:lvl>
+    <w:lvl w:ilvl="4" w:tentative="1">
+      <w:start w:val="1"/>
+      <w:numFmt w:val="bullet"/>
+      <w:lvlText w:val=""/>
+      <w:lvlJc w:val="left"/>
+      <w:pPr>
+        <w:tabs>
+          <w:tab w:val="num" w:pos="3600"/>
+        </w:tabs>
+        <w:ind w:left="3600" w:hanging="360"/>
+      </w:pPr>
+      <w:rPr>
+        <w:rFonts w:ascii="Wingdings" w:hAnsi="Wingdings" w:hint="default"/>
+        <w:sz w:val="20"/>
+      </w:rPr>
+    </w:lvl>
+    <w:lvl w:ilvl="5" w:tentative="1">
+      <w:start w:val="1"/>
+      <w:numFmt w:val="bullet"/>
+      <w:lvlText w:val=""/>
+      <w:lvlJc w:val="left"/>
+      <w:pPr>
+        <w:tabs>
+          <w:tab w:val="num" w:pos="4320"/>
+        </w:tabs>
+        <w:ind w:left="4320" w:hanging="360"/>
+      </w:pPr>
+      <w:rPr>
+        <w:rFonts w:ascii="Wingdings" w:hAnsi="Wingdings" w:hint="default"/>
+        <w:sz w:val="20"/>
+      </w:rPr>
+    </w:lvl>
+    <w:lvl w:ilvl="6" w:tentative="1">
+      <w:start w:val="1"/>
+      <w:numFmt w:val="bullet"/>
+      <w:lvlText w:val=""/>
+      <w:lvlJc w:val="left"/>
+      <w:pPr>
+        <w:tabs>
+          <w:tab w:val="num" w:pos="5040"/>
+        </w:tabs>
+        <w:ind w:left="5040" w:hanging="360"/>
+      </w:pPr>
+      <w:rPr>
+        <w:rFonts w:ascii="Wingdings" w:hAnsi="Wingdings" w:hint="default"/>
+        <w:sz w:val="20"/>
+      </w:rPr>
+    </w:lvl>
+    <w:lvl w:ilvl="7" w:tentative="1">
+      <w:start w:val="1"/>
+      <w:numFmt w:val="bullet"/>
+      <w:lvlText w:val=""/>
+      <w:lvlJc w:val="left"/>
+      <w:pPr>
+        <w:tabs>
+          <w:tab w:val="num" w:pos="5760"/>
+        </w:tabs>
+        <w:ind w:left="5760" w:hanging="360"/>
+      </w:pPr>
+      <w:rPr>
+        <w:rFonts w:ascii="Wingdings" w:hAnsi="Wingdings" w:hint="default"/>
+        <w:sz w:val="20"/>
+      </w:rPr>
+    </w:lvl>
+    <w:lvl w:ilvl="8" w:tentative="1">
+      <w:start w:val="1"/>
+      <w:numFmt w:val="bullet"/>
+      <w:lvlText w:val=""/>
+      <w:lvlJc w:val="left"/>
+      <w:pPr>
+        <w:tabs>
+          <w:tab w:val="num" w:pos="6480"/>
+        </w:tabs>
+        <w:ind w:left="6480" w:hanging="360"/>
+      </w:pPr>
+      <w:rPr>
+        <w:rFonts w:ascii="Wingdings" w:hAnsi="Wingdings" w:hint="default"/>
+        <w:sz w:val="20"/>
+      </w:rPr>
+    </w:lvl>
+  </w:abstractNum>
+  <w:abstractNum w:abstractNumId="2" w15:restartNumberingAfterBreak="0">
+    <w:nsid w:val="1E027BED"/>
+    <w:multiLevelType w:val="multilevel"/>
+    <w:tmpl w:val="28965910"/>
+    <w:lvl w:ilvl="0">
+      <w:start w:val="1"/>
+      <w:numFmt w:val="bullet"/>
+      <w:lvlText w:val=""/>
+      <w:lvlJc w:val="left"/>
+      <w:pPr>
+        <w:tabs>
+          <w:tab w:val="num" w:pos="720"/>
+        </w:tabs>
+        <w:ind w:left="720" w:hanging="360"/>
+      </w:pPr>
+      <w:rPr>
+        <w:rFonts w:ascii="Symbol" w:hAnsi="Symbol" w:hint="default"/>
+        <w:sz w:val="20"/>
+      </w:rPr>
+    </w:lvl>
+    <w:lvl w:ilvl="1" w:tentative="1">
+      <w:start w:val="1"/>
+      <w:numFmt w:val="bullet"/>
+      <w:lvlText w:val="o"/>
+      <w:lvlJc w:val="left"/>
+      <w:pPr>
+        <w:tabs>
+          <w:tab w:val="num" w:pos="1440"/>
+        </w:tabs>
+        <w:ind w:left="1440" w:hanging="360"/>
+      </w:pPr>
+      <w:rPr>
+        <w:rFonts w:ascii="Courier New" w:hAnsi="Courier New" w:hint="default"/>
+        <w:sz w:val="20"/>
+      </w:rPr>
+    </w:lvl>
+    <w:lvl w:ilvl="2" w:tentative="1">
+      <w:start w:val="1"/>
+      <w:numFmt w:val="bullet"/>
+      <w:lvlText w:val=""/>
+      <w:lvlJc w:val="left"/>
+      <w:pPr>
+        <w:tabs>
+          <w:tab w:val="num" w:pos="2160"/>
+        </w:tabs>
+        <w:ind w:left="2160" w:hanging="360"/>
+      </w:pPr>
+      <w:rPr>
+        <w:rFonts w:ascii="Wingdings" w:hAnsi="Wingdings" w:hint="default"/>
+        <w:sz w:val="20"/>
+      </w:rPr>
+    </w:lvl>
+    <w:lvl w:ilvl="3" w:tentative="1">
+      <w:start w:val="1"/>
+      <w:numFmt w:val="bullet"/>
+      <w:lvlText w:val=""/>
+      <w:lvlJc w:val="left"/>
+      <w:pPr>
+        <w:tabs>
+          <w:tab w:val="num" w:pos="2880"/>
+        </w:tabs>
+        <w:ind w:left="2880" w:hanging="360"/>
+      </w:pPr>
+      <w:rPr>
+        <w:rFonts w:ascii="Wingdings" w:hAnsi="Wingdings" w:hint="default"/>
+        <w:sz w:val="20"/>
+      </w:rPr>
+    </w:lvl>
+    <w:lvl w:ilvl="4" w:tentative="1">
+      <w:start w:val="1"/>
+      <w:numFmt w:val="bullet"/>
+      <w:lvlText w:val=""/>
+      <w:lvlJc w:val="left"/>
+      <w:pPr>
+        <w:tabs>
+          <w:tab w:val="num" w:pos="3600"/>
+        </w:tabs>
+        <w:ind w:left="3600" w:hanging="360"/>
+      </w:pPr>
+      <w:rPr>
+        <w:rFonts w:ascii="Wingdings" w:hAnsi="Wingdings" w:hint="default"/>
+        <w:sz w:val="20"/>
+      </w:rPr>
+    </w:lvl>
+    <w:lvl w:ilvl="5" w:tentative="1">
+      <w:start w:val="1"/>
+      <w:numFmt w:val="bullet"/>
+      <w:lvlText w:val=""/>
+      <w:lvlJc w:val="left"/>
+      <w:pPr>
+        <w:tabs>
+          <w:tab w:val="num" w:pos="4320"/>
+        </w:tabs>
+        <w:ind w:left="4320" w:hanging="360"/>
+      </w:pPr>
+      <w:rPr>
+        <w:rFonts w:ascii="Wingdings" w:hAnsi="Wingdings" w:hint="default"/>
+        <w:sz w:val="20"/>
+      </w:rPr>
+    </w:lvl>
+    <w:lvl w:ilvl="6" w:tentative="1">
+      <w:start w:val="1"/>
+      <w:numFmt w:val="bullet"/>
+      <w:lvlText w:val=""/>
+      <w:lvlJc w:val="left"/>
+      <w:pPr>
+        <w:tabs>
+          <w:tab w:val="num" w:pos="5040"/>
+        </w:tabs>
+        <w:ind w:left="5040" w:hanging="360"/>
+      </w:pPr>
+      <w:rPr>
+        <w:rFonts w:ascii="Wingdings" w:hAnsi="Wingdings" w:hint="default"/>
+        <w:sz w:val="20"/>
+      </w:rPr>
+    </w:lvl>
+    <w:lvl w:ilvl="7" w:tentative="1">
+      <w:start w:val="1"/>
+      <w:numFmt w:val="bullet"/>
+      <w:lvlText w:val=""/>
+      <w:lvlJc w:val="left"/>
+      <w:pPr>
+        <w:tabs>
+          <w:tab w:val="num" w:pos="5760"/>
+        </w:tabs>
+        <w:ind w:left="5760" w:hanging="360"/>
+      </w:pPr>
+      <w:rPr>
+        <w:rFonts w:ascii="Wingdings" w:hAnsi="Wingdings" w:hint="default"/>
+        <w:sz w:val="20"/>
+      </w:rPr>
+    </w:lvl>
+    <w:lvl w:ilvl="8" w:tentative="1">
+      <w:start w:val="1"/>
+      <w:numFmt w:val="bullet"/>
+      <w:lvlText w:val=""/>
+      <w:lvlJc w:val="left"/>
+      <w:pPr>
+        <w:tabs>
+          <w:tab w:val="num" w:pos="6480"/>
+        </w:tabs>
+        <w:ind w:left="6480" w:hanging="360"/>
+      </w:pPr>
+      <w:rPr>
+        <w:rFonts w:ascii="Wingdings" w:hAnsi="Wingdings" w:hint="default"/>
+        <w:sz w:val="20"/>
+      </w:rPr>
+    </w:lvl>
+  </w:abstractNum>
+  <w:abstractNum w:abstractNumId="3" w15:restartNumberingAfterBreak="0">
+    <w:nsid w:val="22A42314"/>
+    <w:multiLevelType w:val="multilevel"/>
+    <w:tmpl w:val="CB204606"/>
+    <w:lvl w:ilvl="0">
+      <w:start w:val="1"/>
+      <w:numFmt w:val="bullet"/>
+      <w:lvlText w:val=""/>
+      <w:lvlJc w:val="left"/>
+      <w:pPr>
+        <w:tabs>
+          <w:tab w:val="num" w:pos="720"/>
+        </w:tabs>
+        <w:ind w:left="720" w:hanging="360"/>
+      </w:pPr>
+      <w:rPr>
+        <w:rFonts w:ascii="Symbol" w:hAnsi="Symbol" w:hint="default"/>
+        <w:sz w:val="20"/>
+      </w:rPr>
+    </w:lvl>
+    <w:lvl w:ilvl="1" w:tentative="1">
+      <w:start w:val="1"/>
+      <w:numFmt w:val="bullet"/>
+      <w:lvlText w:val="o"/>
+      <w:lvlJc w:val="left"/>
+      <w:pPr>
+        <w:tabs>
+          <w:tab w:val="num" w:pos="1440"/>
+        </w:tabs>
+        <w:ind w:left="1440" w:hanging="360"/>
+      </w:pPr>
+      <w:rPr>
+        <w:rFonts w:ascii="Courier New" w:hAnsi="Courier New" w:hint="default"/>
+        <w:sz w:val="20"/>
+      </w:rPr>
+    </w:lvl>
+    <w:lvl w:ilvl="2" w:tentative="1">
+      <w:start w:val="1"/>
+      <w:numFmt w:val="bullet"/>
+      <w:lvlText w:val=""/>
+      <w:lvlJc w:val="left"/>
+      <w:pPr>
+        <w:tabs>
+          <w:tab w:val="num" w:pos="2160"/>
+        </w:tabs>
+        <w:ind w:left="2160" w:hanging="360"/>
+      </w:pPr>
+      <w:rPr>
+        <w:rFonts w:ascii="Wingdings" w:hAnsi="Wingdings" w:hint="default"/>
+        <w:sz w:val="20"/>
+      </w:rPr>
+    </w:lvl>
+    <w:lvl w:ilvl="3" w:tentative="1">
+      <w:start w:val="1"/>
+      <w:numFmt w:val="bullet"/>
+      <w:lvlText w:val=""/>
+      <w:lvlJc w:val="left"/>
+      <w:pPr>
+        <w:tabs>
+          <w:tab w:val="num" w:pos="2880"/>
+        </w:tabs>
+        <w:ind w:left="2880" w:hanging="360"/>
+      </w:pPr>
+      <w:rPr>
+        <w:rFonts w:ascii="Wingdings" w:hAnsi="Wingdings" w:hint="default"/>
+        <w:sz w:val="20"/>
+      </w:rPr>
+    </w:lvl>
+    <w:lvl w:ilvl="4" w:tentative="1">
+      <w:start w:val="1"/>
+      <w:numFmt w:val="bullet"/>
+      <w:lvlText w:val=""/>
+      <w:lvlJc w:val="left"/>
+      <w:pPr>
+        <w:tabs>
+          <w:tab w:val="num" w:pos="3600"/>
+        </w:tabs>
+        <w:ind w:left="3600" w:hanging="360"/>
+      </w:pPr>
+      <w:rPr>
+        <w:rFonts w:ascii="Wingdings" w:hAnsi="Wingdings" w:hint="default"/>
+        <w:sz w:val="20"/>
+      </w:rPr>
+    </w:lvl>
+    <w:lvl w:ilvl="5" w:tentative="1">
+      <w:start w:val="1"/>
+      <w:numFmt w:val="bullet"/>
+      <w:lvlText w:val=""/>
+      <w:lvlJc w:val="left"/>
+      <w:pPr>
+        <w:tabs>
+          <w:tab w:val="num" w:pos="4320"/>
+        </w:tabs>
+        <w:ind w:left="4320" w:hanging="360"/>
+      </w:pPr>
+      <w:rPr>
+        <w:rFonts w:ascii="Wingdings" w:hAnsi="Wingdings" w:hint="default"/>
+        <w:sz w:val="20"/>
+      </w:rPr>
+    </w:lvl>
+    <w:lvl w:ilvl="6" w:tentative="1">
+      <w:start w:val="1"/>
+      <w:numFmt w:val="bullet"/>
+      <w:lvlText w:val=""/>
+      <w:lvlJc w:val="left"/>
+      <w:pPr>
+        <w:tabs>
+          <w:tab w:val="num" w:pos="5040"/>
+        </w:tabs>
+        <w:ind w:left="5040" w:hanging="360"/>
+      </w:pPr>
+      <w:rPr>
+        <w:rFonts w:ascii="Wingdings" w:hAnsi="Wingdings" w:hint="default"/>
+        <w:sz w:val="20"/>
+      </w:rPr>
+    </w:lvl>
+    <w:lvl w:ilvl="7" w:tentative="1">
+      <w:start w:val="1"/>
+      <w:numFmt w:val="bullet"/>
+      <w:lvlText w:val=""/>
+      <w:lvlJc w:val="left"/>
+      <w:pPr>
+        <w:tabs>
+          <w:tab w:val="num" w:pos="5760"/>
+        </w:tabs>
+        <w:ind w:left="5760" w:hanging="360"/>
+      </w:pPr>
+      <w:rPr>
+        <w:rFonts w:ascii="Wingdings" w:hAnsi="Wingdings" w:hint="default"/>
+        <w:sz w:val="20"/>
+      </w:rPr>
+    </w:lvl>
+    <w:lvl w:ilvl="8" w:tentative="1">
+      <w:start w:val="1"/>
+      <w:numFmt w:val="bullet"/>
+      <w:lvlText w:val=""/>
+      <w:lvlJc w:val="left"/>
+      <w:pPr>
+        <w:tabs>
+          <w:tab w:val="num" w:pos="6480"/>
+        </w:tabs>
+        <w:ind w:left="6480" w:hanging="360"/>
+      </w:pPr>
+      <w:rPr>
+        <w:rFonts w:ascii="Wingdings" w:hAnsi="Wingdings" w:hint="default"/>
+        <w:sz w:val="20"/>
+      </w:rPr>
+    </w:lvl>
+  </w:abstractNum>
+  <w:abstractNum w:abstractNumId="4" w15:restartNumberingAfterBreak="0">
+    <w:nsid w:val="60590F14"/>
+    <w:multiLevelType w:val="multilevel"/>
+    <w:tmpl w:val="65B2D174"/>
+    <w:lvl w:ilvl="0">
+      <w:start w:val="1"/>
+      <w:numFmt w:val="bullet"/>
+      <w:lvlText w:val=""/>
+      <w:lvlJc w:val="left"/>
+      <w:pPr>
+        <w:tabs>
+          <w:tab w:val="num" w:pos="720"/>
+        </w:tabs>
+        <w:ind w:left="720" w:hanging="360"/>
+      </w:pPr>
+      <w:rPr>
+        <w:rFonts w:ascii="Symbol" w:hAnsi="Symbol" w:hint="default"/>
+        <w:sz w:val="20"/>
+      </w:rPr>
+    </w:lvl>
+    <w:lvl w:ilvl="1">
+      <w:start w:val="1"/>
+      <w:numFmt w:val="bullet"/>
+      <w:lvlText w:val="o"/>
+      <w:lvlJc w:val="left"/>
+      <w:pPr>
+        <w:tabs>
+          <w:tab w:val="num" w:pos="1440"/>
+        </w:tabs>
+        <w:ind w:left="1440" w:hanging="360"/>
+      </w:pPr>
+      <w:rPr>
+        <w:rFonts w:ascii="Courier New" w:hAnsi="Courier New" w:hint="default"/>
+        <w:sz w:val="20"/>
+      </w:rPr>
+    </w:lvl>
+    <w:lvl w:ilvl="2" w:tentative="1">
+      <w:start w:val="1"/>
+      <w:numFmt w:val="bullet"/>
+      <w:lvlText w:val=""/>
+      <w:lvlJc w:val="left"/>
+      <w:pPr>
+        <w:tabs>
+          <w:tab w:val="num" w:pos="2160"/>
+        </w:tabs>
+        <w:ind w:left="2160" w:hanging="360"/>
+      </w:pPr>
+      <w:rPr>
+        <w:rFonts w:ascii="Wingdings" w:hAnsi="Wingdings" w:hint="default"/>
+        <w:sz w:val="20"/>
+      </w:rPr>
+    </w:lvl>
+    <w:lvl w:ilvl="3" w:tentative="1">
+      <w:start w:val="1"/>
+      <w:numFmt w:val="bullet"/>
+      <w:lvlText w:val=""/>
+      <w:lvlJc w:val="left"/>
+      <w:pPr>
+        <w:tabs>
+          <w:tab w:val="num" w:pos="2880"/>
+        </w:tabs>
+        <w:ind w:left="2880" w:hanging="360"/>
+      </w:pPr>
+      <w:rPr>
+        <w:rFonts w:ascii="Wingdings" w:hAnsi="Wingdings" w:hint="default"/>
+        <w:sz w:val="20"/>
+      </w:rPr>
+    </w:lvl>
+    <w:lvl w:ilvl="4" w:tentative="1">
+      <w:start w:val="1"/>
+      <w:numFmt w:val="bullet"/>
+      <w:lvlText w:val=""/>
+      <w:lvlJc w:val="left"/>
+      <w:pPr>
+        <w:tabs>
+          <w:tab w:val="num" w:pos="3600"/>
+        </w:tabs>
+        <w:ind w:left="3600" w:hanging="360"/>
+      </w:pPr>
+      <w:rPr>
+        <w:rFonts w:ascii="Wingdings" w:hAnsi="Wingdings" w:hint="default"/>
+        <w:sz w:val="20"/>
+      </w:rPr>
+    </w:lvl>
+    <w:lvl w:ilvl="5" w:tentative="1">
+      <w:start w:val="1"/>
+      <w:numFmt w:val="bullet"/>
+      <w:lvlText w:val=""/>
+      <w:lvlJc w:val="left"/>
+      <w:pPr>
+        <w:tabs>
+          <w:tab w:val="num" w:pos="4320"/>
+        </w:tabs>
+        <w:ind w:left="4320" w:hanging="360"/>
+      </w:pPr>
+      <w:rPr>
+        <w:rFonts w:ascii="Wingdings" w:hAnsi="Wingdings" w:hint="default"/>
+        <w:sz w:val="20"/>
+      </w:rPr>
+    </w:lvl>
+    <w:lvl w:ilvl="6" w:tentative="1">
+      <w:start w:val="1"/>
+      <w:numFmt w:val="bullet"/>
+      <w:lvlText w:val=""/>
+      <w:lvlJc w:val="left"/>
+      <w:pPr>
+        <w:tabs>
+          <w:tab w:val="num" w:pos="5040"/>
+        </w:tabs>
+        <w:ind w:left="5040" w:hanging="360"/>
+      </w:pPr>
+      <w:rPr>
+        <w:rFonts w:ascii="Wingdings" w:hAnsi="Wingdings" w:hint="default"/>
+        <w:sz w:val="20"/>
+      </w:rPr>
+    </w:lvl>
+    <w:lvl w:ilvl="7" w:tentative="1">
+      <w:start w:val="1"/>
+      <w:numFmt w:val="bullet"/>
+      <w:lvlText w:val=""/>
+      <w:lvlJc w:val="left"/>
+      <w:pPr>
+        <w:tabs>
+          <w:tab w:val="num" w:pos="5760"/>
+        </w:tabs>
+        <w:ind w:left="5760" w:hanging="360"/>
+      </w:pPr>
+      <w:rPr>
+        <w:rFonts w:ascii="Wingdings" w:hAnsi="Wingdings" w:hint="default"/>
+        <w:sz w:val="20"/>
+      </w:rPr>
+    </w:lvl>
+    <w:lvl w:ilvl="8" w:tentative="1">
+      <w:start w:val="1"/>
+      <w:numFmt w:val="bullet"/>
+      <w:lvlText w:val=""/>
+      <w:lvlJc w:val="left"/>
+      <w:pPr>
+        <w:tabs>
+          <w:tab w:val="num" w:pos="6480"/>
+        </w:tabs>
+        <w:ind w:left="6480" w:hanging="360"/>
+      </w:pPr>
+      <w:rPr>
+        <w:rFonts w:ascii="Wingdings" w:hAnsi="Wingdings" w:hint="default"/>
+        <w:sz w:val="20"/>
+      </w:rPr>
+    </w:lvl>
+  </w:abstractNum>
+  <w:abstractNum w:abstractNumId="5" w15:restartNumberingAfterBreak="0">
+    <w:nsid w:val="6CB80C41"/>
+    <w:multiLevelType w:val="multilevel"/>
+    <w:tmpl w:val="8F623AAA"/>
+    <w:lvl w:ilvl="0">
+      <w:start w:val="1"/>
+      <w:numFmt w:val="bullet"/>
+      <w:lvlText w:val=""/>
+      <w:lvlJc w:val="left"/>
+      <w:pPr>
+        <w:tabs>
+          <w:tab w:val="num" w:pos="720"/>
+        </w:tabs>
+        <w:ind w:left="720" w:hanging="360"/>
+      </w:pPr>
+      <w:rPr>
+        <w:rFonts w:ascii="Symbol" w:hAnsi="Symbol" w:hint="default"/>
+        <w:sz w:val="20"/>
+      </w:rPr>
+    </w:lvl>
+    <w:lvl w:ilvl="1" w:tentative="1">
+      <w:start w:val="1"/>
+      <w:numFmt w:val="bullet"/>
+      <w:lvlText w:val="o"/>
+      <w:lvlJc w:val="left"/>
+      <w:pPr>
+        <w:tabs>
+          <w:tab w:val="num" w:pos="1440"/>
+        </w:tabs>
+        <w:ind w:left="1440" w:hanging="360"/>
+      </w:pPr>
+      <w:rPr>
+        <w:rFonts w:ascii="Courier New" w:hAnsi="Courier New" w:hint="default"/>
+        <w:sz w:val="20"/>
+      </w:rPr>
+    </w:lvl>
+    <w:lvl w:ilvl="2" w:tentative="1">
+      <w:start w:val="1"/>
+      <w:numFmt w:val="bullet"/>
+      <w:lvlText w:val=""/>
+      <w:lvlJc w:val="left"/>
+      <w:pPr>
+        <w:tabs>
+          <w:tab w:val="num" w:pos="2160"/>
+        </w:tabs>
+        <w:ind w:left="2160" w:hanging="360"/>
+      </w:pPr>
+      <w:rPr>
+        <w:rFonts w:ascii="Wingdings" w:hAnsi="Wingdings" w:hint="default"/>
+        <w:sz w:val="20"/>
+      </w:rPr>
+    </w:lvl>
+    <w:lvl w:ilvl="3" w:tentative="1">
+      <w:start w:val="1"/>
+      <w:numFmt w:val="bullet"/>
+      <w:lvlText w:val=""/>
+      <w:lvlJc w:val="left"/>
+      <w:pPr>
+        <w:tabs>
+          <w:tab w:val="num" w:pos="2880"/>
+        </w:tabs>
+        <w:ind w:left="2880" w:hanging="360"/>
+      </w:pPr>
+      <w:rPr>
+        <w:rFonts w:ascii="Wingdings" w:hAnsi="Wingdings" w:hint="default"/>
+        <w:sz w:val="20"/>
+      </w:rPr>
+    </w:lvl>
+    <w:lvl w:ilvl="4" w:tentative="1">
+      <w:start w:val="1"/>
+      <w:numFmt w:val="bullet"/>
+      <w:lvlText w:val=""/>
+      <w:lvlJc w:val="left"/>
+      <w:pPr>
+        <w:tabs>
+          <w:tab w:val="num" w:pos="3600"/>
+        </w:tabs>
+        <w:ind w:left="3600" w:hanging="360"/>
+      </w:pPr>
+      <w:rPr>
+        <w:rFonts w:ascii="Wingdings" w:hAnsi="Wingdings" w:hint="default"/>
+        <w:sz w:val="20"/>
+      </w:rPr>
+    </w:lvl>
+    <w:lvl w:ilvl="5" w:tentative="1">
+      <w:start w:val="1"/>
+      <w:numFmt w:val="bullet"/>
+      <w:lvlText w:val=""/>
+      <w:lvlJc w:val="left"/>
+      <w:pPr>
+        <w:tabs>
+          <w:tab w:val="num" w:pos="4320"/>
+        </w:tabs>
+        <w:ind w:left="4320" w:hanging="360"/>
+      </w:pPr>
+      <w:rPr>
+        <w:rFonts w:ascii="Wingdings" w:hAnsi="Wingdings" w:hint="default"/>
+        <w:sz w:val="20"/>
+      </w:rPr>
+    </w:lvl>
+    <w:lvl w:ilvl="6" w:tentative="1">
+      <w:start w:val="1"/>
+      <w:numFmt w:val="bullet"/>
+      <w:lvlText w:val=""/>
+      <w:lvlJc w:val="left"/>
+      <w:pPr>
+        <w:tabs>
+          <w:tab w:val="num" w:pos="5040"/>
+        </w:tabs>
+        <w:ind w:left="5040" w:hanging="360"/>
+      </w:pPr>
+      <w:rPr>
+        <w:rFonts w:ascii="Wingdings" w:hAnsi="Wingdings" w:hint="default"/>
+        <w:sz w:val="20"/>
+      </w:rPr>
+    </w:lvl>
+    <w:lvl w:ilvl="7" w:tentative="1">
+      <w:start w:val="1"/>
+      <w:numFmt w:val="bullet"/>
+      <w:lvlText w:val=""/>
+      <w:lvlJc w:val="left"/>
+      <w:pPr>
+        <w:tabs>
+          <w:tab w:val="num" w:pos="5760"/>
+        </w:tabs>
+        <w:ind w:left="5760" w:hanging="360"/>
+      </w:pPr>
+      <w:rPr>
+        <w:rFonts w:ascii="Wingdings" w:hAnsi="Wingdings" w:hint="default"/>
+        <w:sz w:val="20"/>
+      </w:rPr>
+    </w:lvl>
+    <w:lvl w:ilvl="8" w:tentative="1">
+      <w:start w:val="1"/>
+      <w:numFmt w:val="bullet"/>
+      <w:lvlText w:val=""/>
+      <w:lvlJc w:val="left"/>
+      <w:pPr>
+        <w:tabs>
+          <w:tab w:val="num" w:pos="6480"/>
+        </w:tabs>
+        <w:ind w:left="6480" w:hanging="360"/>
+      </w:pPr>
+      <w:rPr>
+        <w:rFonts w:ascii="Wingdings" w:hAnsi="Wingdings" w:hint="default"/>
+        <w:sz w:val="20"/>
+      </w:rPr>
+    </w:lvl>
+  </w:abstractNum>
+  <w:num w:numId="1" w16cid:durableId="88158117">
+    <w:abstractNumId w:val="4"/>
+  </w:num>
+  <w:num w:numId="2" w16cid:durableId="116528456">
+    <w:abstractNumId w:val="1"/>
+  </w:num>
+  <w:num w:numId="3" w16cid:durableId="1903559792">
+    <w:abstractNumId w:val="3"/>
+  </w:num>
+  <w:num w:numId="4" w16cid:durableId="2003271144">
+    <w:abstractNumId w:val="5"/>
+  </w:num>
+  <w:num w:numId="5" w16cid:durableId="736241296">
+    <w:abstractNumId w:val="0"/>
+  </w:num>
+  <w:num w:numId="6" w16cid:durableId="635914718">
+    <w:abstractNumId w:val="2"/>
+  </w:num>
+</w:numbering>
 </file>
 
 <file path=word/styles.xml><?xml version="1.0" encoding="utf-8"?>
@@ -2088,6 +5350,29 @@
       <w:spacing w:val="5"/>
     </w:rPr>
   </w:style>
+  <w:style w:type="character" w:styleId="Hyperlink">
+    <w:name w:val="Hyperlink"/>
+    <w:basedOn w:val="DefaultParagraphFont"/>
+    <w:uiPriority w:val="99"/>
+    <w:unhideWhenUsed/>
+    <w:rsid w:val="00911B16"/>
+    <w:rPr>
+      <w:color w:val="467886" w:themeColor="hyperlink"/>
+      <w:u w:val="single"/>
+    </w:rPr>
+  </w:style>
+  <w:style w:type="character" w:styleId="UnresolvedMention">
+    <w:name w:val="Unresolved Mention"/>
+    <w:basedOn w:val="DefaultParagraphFont"/>
+    <w:uiPriority w:val="99"/>
+    <w:semiHidden/>
+    <w:unhideWhenUsed/>
+    <w:rsid w:val="00911B16"/>
+    <w:rPr>
+      <w:color w:val="605E5C"/>
+      <w:shd w:val="clear" w:color="auto" w:fill="E1DFDD"/>
+    </w:rPr>
+  </w:style>
 </w:styles>
 </file>
 
